--- a/Doc/client/HT_MK1_code_walkthrough.docx
+++ b/Doc/client/HT_MK1_code_walkthrough.docx
@@ -1,6 +1,6 @@
 
 <file path=word/document.xml><?xml version="1.0" encoding="utf-8"?>
-<w:document xmlns:wpc="http://schemas.microsoft.com/office/word/2010/wordprocessingCanvas" xmlns:cx="http://schemas.microsoft.com/office/drawing/2014/chartex" xmlns:cx1="http://schemas.microsoft.com/office/drawing/2015/9/8/chartex" xmlns:cx2="http://schemas.microsoft.com/office/drawing/2015/10/21/chartex" xmlns:cx3="http://schemas.microsoft.com/office/drawing/2016/5/9/chartex" xmlns:cx4="http://schemas.microsoft.com/office/drawing/2016/5/10/chartex" xmlns:cx5="http://schemas.microsoft.com/office/drawing/2016/5/11/chartex" xmlns:cx6="http://schemas.microsoft.com/office/drawing/2016/5/12/chartex" xmlns:cx7="http://schemas.microsoft.com/office/drawing/2016/5/13/chartex" xmlns:cx8="http://schemas.microsoft.com/office/drawing/2016/5/14/chartex" xmlns:mc="http://schemas.openxmlformats.org/markup-compatibility/2006" xmlns:aink="http://schemas.microsoft.com/office/drawing/2016/ink" xmlns:am3d="http://schemas.microsoft.com/office/drawing/2017/model3d" xmlns:o="urn:schemas-microsoft-com:office:office" xmlns:oel="http://schemas.microsoft.com/office/2019/extlst" xmlns:r="http://schemas.openxmlformats.org/officeDocument/2006/relationships" xmlns:m="http://schemas.openxmlformats.org/officeDocument/2006/math" xmlns:v="urn:schemas-microsoft-com:vml" xmlns:wp14="http://schemas.microsoft.com/office/word/2010/wordprocessingDrawing" xmlns:wp="http://schemas.openxmlformats.org/drawingml/2006/wordprocessingDrawing" xmlns:w10="urn:schemas-microsoft-com:office:word" xmlns:w="http://schemas.openxmlformats.org/wordprocessingml/2006/main" xmlns:w14="http://schemas.microsoft.com/office/word/2010/wordml" xmlns:w15="http://schemas.microsoft.com/office/word/2012/wordml" xmlns:w16cei="http://schemas.microsoft.com/office/word/2026/wordml/cei" xmlns:w16cex="http://schemas.microsoft.com/office/word/2018/wordml/cex" xmlns:w16cid="http://schemas.microsoft.com/office/word/2016/wordml/cid" xmlns:w16="http://schemas.microsoft.com/office/word/2018/wordml" xmlns:w16du="http://schemas.microsoft.com/office/word/2023/wordml/word16du" xmlns:w16sdtdh="http://schemas.microsoft.com/office/word/2020/wordml/sdtdatahash" xmlns:w16sdtfl="http://schemas.microsoft.com/office/word/2024/wordml/sdtformatlock" xmlns:w16se="http://schemas.microsoft.com/office/word/2015/wordml/symex" xmlns:wpg="http://schemas.microsoft.com/office/word/2010/wordprocessingGroup" xmlns:wpi="http://schemas.microsoft.com/office/word/2010/wordprocessingInk" xmlns:wne="http://schemas.microsoft.com/office/word/2006/wordml" xmlns:wps="http://schemas.microsoft.com/office/word/2010/wordprocessingShape" mc:Ignorable="w14 w15 w16se w16cid w16 w16cex w16sdtdh w16sdtfl w16du wp14">
+<w:document xmlns:wpc="http://schemas.microsoft.com/office/word/2010/wordprocessingCanvas" xmlns:cx="http://schemas.microsoft.com/office/drawing/2014/chartex" xmlns:cx1="http://schemas.microsoft.com/office/drawing/2015/9/8/chartex" xmlns:cx2="http://schemas.microsoft.com/office/drawing/2015/10/21/chartex" xmlns:cx3="http://schemas.microsoft.com/office/drawing/2016/5/9/chartex" xmlns:cx4="http://schemas.microsoft.com/office/drawing/2016/5/10/chartex" xmlns:cx5="http://schemas.microsoft.com/office/drawing/2016/5/11/chartex" xmlns:cx6="http://schemas.microsoft.com/office/drawing/2016/5/12/chartex" xmlns:cx7="http://schemas.microsoft.com/office/drawing/2016/5/13/chartex" xmlns:cx8="http://schemas.microsoft.com/office/drawing/2016/5/14/chartex" xmlns:mc="http://schemas.openxmlformats.org/markup-compatibility/2006" xmlns:aink="http://schemas.microsoft.com/office/drawing/2016/ink" xmlns:am3d="http://schemas.microsoft.com/office/drawing/2017/model3d" xmlns:o="urn:schemas-microsoft-com:office:office" xmlns:oel="http://schemas.microsoft.com/office/2019/extlst" xmlns:r="http://schemas.openxmlformats.org/officeDocument/2006/relationships" xmlns:m="http://schemas.openxmlformats.org/officeDocument/2006/math" xmlns:v="urn:schemas-microsoft-com:vml" xmlns:wp14="http://schemas.microsoft.com/office/word/2010/wordprocessingDrawing" xmlns:wp="http://schemas.openxmlformats.org/drawingml/2006/wordprocessingDrawing" xmlns:w10="urn:schemas-microsoft-com:office:word" xmlns:w="http://schemas.openxmlformats.org/wordprocessingml/2006/main" xmlns:w14="http://schemas.microsoft.com/office/word/2010/wordml" xmlns:w15="http://schemas.microsoft.com/office/word/2012/wordml" xmlns:w16cex="http://schemas.microsoft.com/office/word/2018/wordml/cex" xmlns:w16cid="http://schemas.microsoft.com/office/word/2016/wordml/cid" xmlns:w16="http://schemas.microsoft.com/office/word/2018/wordml" xmlns:w16du="http://schemas.microsoft.com/office/word/2023/wordml/word16du" xmlns:w16sdtdh="http://schemas.microsoft.com/office/word/2020/wordml/sdtdatahash" xmlns:w16sdtfl="http://schemas.microsoft.com/office/word/2024/wordml/sdtformatlock" xmlns:w16se="http://schemas.microsoft.com/office/word/2015/wordml/symex" xmlns:wpg="http://schemas.microsoft.com/office/word/2010/wordprocessingGroup" xmlns:wpi="http://schemas.microsoft.com/office/word/2010/wordprocessingInk" xmlns:wne="http://schemas.microsoft.com/office/word/2006/wordml" xmlns:wps="http://schemas.microsoft.com/office/word/2010/wordprocessingShape" mc:Ignorable="w14 w15 w16se w16cid w16 w16cex w16sdtdh w16sdtfl w16du wp14">
   <w:body>
     <w:p>
       <w:pPr>
@@ -11,7 +11,7 @@
           <w:noProof/>
         </w:rPr>
         <w:drawing>
-          <wp:inline distT="0" distB="0" distL="0" distR="0" wp14:anchorId="13DB3EFF" wp14:editId="5D0C7548">
+          <wp:inline distT="0" distB="0" distL="0" distR="0" wp14:anchorId="55C02E1E" wp14:editId="48B62943">
             <wp:extent cx="1280160" cy="1280160"/>
             <wp:effectExtent l="0" t="0" r="0" b="0"/>
             <wp:docPr id="1" name="Picture 1"/>
@@ -22,7 +22,7 @@
               <a:graphicData uri="http://schemas.openxmlformats.org/drawingml/2006/picture">
                 <pic:pic xmlns:pic="http://schemas.openxmlformats.org/drawingml/2006/picture">
                   <pic:nvPicPr>
-                    <pic:cNvPr id="0" name="company_logo.jpeg"/>
+                    <pic:cNvPr id="0" name="image.jpg"/>
                     <pic:cNvPicPr/>
                   </pic:nvPicPr>
                   <pic:blipFill>
@@ -47,9 +47,6 @@
         </w:drawing>
       </w:r>
     </w:p>
-    <w:p/>
-    <w:p/>
-    <w:p/>
     <w:p>
       <w:pPr>
         <w:jc w:val="center"/>
@@ -57,7 +54,8 @@
       <w:r>
         <w:rPr>
           <w:b/>
-          <w:sz w:val="52"/>
+          <w:color w:val="1F4E79"/>
+          <w:sz w:val="64"/>
         </w:rPr>
         <w:t>HT_MK1 Harness Tester</w:t>
       </w:r>
@@ -68,231 +66,86 @@
       </w:pPr>
       <w:r>
         <w:rPr>
-          <w:sz w:val="32"/>
+          <w:b/>
+          <w:sz w:val="48"/>
         </w:rPr>
-        <w:t>Code Walkthrough — Architecture and Call Hierarchy</w:t>
+        <w:t>Code Walkthrough</w:t>
       </w:r>
     </w:p>
-    <w:p/>
-    <w:p/>
-    <w:tbl>
-      <w:tblPr>
-        <w:tblW w:w="0" w:type="auto"/>
+    <w:p>
+      <w:pPr>
         <w:jc w:val="center"/>
-        <w:tblLook w:val="04A0" w:firstRow="1" w:lastRow="0" w:firstColumn="1" w:lastColumn="0" w:noHBand="0" w:noVBand="1"/>
-      </w:tblPr>
-      <w:tblGrid>
-        <w:gridCol w:w="4873"/>
-        <w:gridCol w:w="4873"/>
-      </w:tblGrid>
-      <w:tr>
-        <w:trPr>
-          <w:jc w:val="center"/>
-        </w:trPr>
-        <w:tc>
-          <w:tcPr>
-            <w:tcW w:w="4873" w:type="dxa"/>
-          </w:tcPr>
-          <w:p>
-            <w:r>
-              <w:rPr>
-                <w:b/>
-              </w:rPr>
-              <w:t>Document ID:</w:t>
-            </w:r>
-          </w:p>
-        </w:tc>
-        <w:tc>
-          <w:tcPr>
-            <w:tcW w:w="4873" w:type="dxa"/>
-          </w:tcPr>
-          <w:p>
-            <w:r>
-              <w:t>HT_MK1_SDD</w:t>
-            </w:r>
-          </w:p>
-        </w:tc>
-      </w:tr>
-      <w:tr>
-        <w:trPr>
-          <w:jc w:val="center"/>
-        </w:trPr>
-        <w:tc>
-          <w:tcPr>
-            <w:tcW w:w="4873" w:type="dxa"/>
-          </w:tcPr>
-          <w:p>
-            <w:r>
-              <w:rPr>
-                <w:b/>
-              </w:rPr>
-              <w:t>Document Version:</w:t>
-            </w:r>
-          </w:p>
-        </w:tc>
-        <w:tc>
-          <w:tcPr>
-            <w:tcW w:w="4873" w:type="dxa"/>
-          </w:tcPr>
-          <w:p>
-            <w:r>
-              <w:t>1.0</w:t>
-            </w:r>
-          </w:p>
-        </w:tc>
-      </w:tr>
-      <w:tr>
-        <w:trPr>
-          <w:jc w:val="center"/>
-        </w:trPr>
-        <w:tc>
-          <w:tcPr>
-            <w:tcW w:w="4873" w:type="dxa"/>
-          </w:tcPr>
-          <w:p>
-            <w:r>
-              <w:rPr>
-                <w:b/>
-              </w:rPr>
-              <w:t>Date:</w:t>
-            </w:r>
-          </w:p>
-        </w:tc>
-        <w:tc>
-          <w:tcPr>
-            <w:tcW w:w="4873" w:type="dxa"/>
-          </w:tcPr>
-          <w:p>
-            <w:r>
-              <w:t>26 August 2026</w:t>
-            </w:r>
-          </w:p>
-        </w:tc>
-      </w:tr>
-      <w:tr>
-        <w:trPr>
-          <w:jc w:val="center"/>
-        </w:trPr>
-        <w:tc>
-          <w:tcPr>
-            <w:tcW w:w="4873" w:type="dxa"/>
-          </w:tcPr>
-          <w:p>
-            <w:r>
-              <w:rPr>
-                <w:b/>
-              </w:rPr>
-              <w:t>System:</w:t>
-            </w:r>
-          </w:p>
-        </w:tc>
-        <w:tc>
-          <w:tcPr>
-            <w:tcW w:w="4873" w:type="dxa"/>
-          </w:tcPr>
-          <w:p>
-            <w:r>
-              <w:t>Control Card + Matrix Card + HV Card + Operator GUI</w:t>
-            </w:r>
-          </w:p>
-        </w:tc>
-      </w:tr>
-      <w:tr>
-        <w:trPr>
-          <w:jc w:val="center"/>
-        </w:trPr>
-        <w:tc>
-          <w:tcPr>
-            <w:tcW w:w="4873" w:type="dxa"/>
-          </w:tcPr>
-          <w:p>
-            <w:r>
-              <w:rPr>
-                <w:b/>
-              </w:rPr>
-              <w:t>Prepared by:</w:t>
-            </w:r>
-          </w:p>
-        </w:tc>
-        <w:tc>
-          <w:tcPr>
-            <w:tcW w:w="4873" w:type="dxa"/>
-          </w:tcPr>
-          <w:p>
-            <w:r>
-              <w:t>Azista BST Aerospace Private Limited</w:t>
-            </w:r>
-          </w:p>
-        </w:tc>
-      </w:tr>
-      <w:tr>
-        <w:trPr>
-          <w:jc w:val="center"/>
-        </w:trPr>
-        <w:tc>
-          <w:tcPr>
-            <w:tcW w:w="4873" w:type="dxa"/>
-          </w:tcPr>
-          <w:p>
-            <w:r>
-              <w:rPr>
-                <w:b/>
-              </w:rPr>
-              <w:t>Prepared for:</w:t>
-            </w:r>
-          </w:p>
-        </w:tc>
-        <w:tc>
-          <w:tcPr>
-            <w:tcW w:w="4873" w:type="dxa"/>
-          </w:tcPr>
-          <w:p>
-            <w:r>
-              <w:t>Infinity Integration Pvt. Ltd.</w:t>
-            </w:r>
-          </w:p>
-        </w:tc>
-      </w:tr>
-      <w:tr>
-        <w:trPr>
-          <w:jc w:val="center"/>
-        </w:trPr>
-        <w:tc>
-          <w:tcPr>
-            <w:tcW w:w="4873" w:type="dxa"/>
-          </w:tcPr>
-          <w:p>
-            <w:r>
-              <w:rPr>
-                <w:b/>
-              </w:rPr>
-              <w:t>Classification:</w:t>
-            </w:r>
-          </w:p>
-        </w:tc>
-        <w:tc>
-          <w:tcPr>
-            <w:tcW w:w="4873" w:type="dxa"/>
-          </w:tcPr>
-          <w:p>
-            <w:r>
-              <w:t>Confidential</w:t>
-            </w:r>
-          </w:p>
-        </w:tc>
-      </w:tr>
-    </w:tbl>
+      </w:pPr>
+    </w:p>
     <w:p>
+      <w:pPr>
+        <w:jc w:val="center"/>
+      </w:pPr>
       <w:r>
-        <w:br w:type="page"/>
+        <w:rPr>
+          <w:sz w:val="28"/>
+        </w:rPr>
+        <w:t>Document ID: HT_MK1_SDD</w:t>
+      </w:r>
+    </w:p>
+    <w:p>
+      <w:pPr>
+        <w:jc w:val="center"/>
+      </w:pPr>
+      <w:r>
+        <w:rPr>
+          <w:sz w:val="28"/>
+        </w:rPr>
+        <w:t>Revision: 1.0</w:t>
+      </w:r>
+    </w:p>
+    <w:p>
+      <w:pPr>
+        <w:jc w:val="center"/>
+      </w:pPr>
+      <w:r>
+        <w:rPr>
+          <w:sz w:val="28"/>
+        </w:rPr>
+        <w:br/>
+        <w:t>Date: 26-Aug-2026</w:t>
+      </w:r>
+    </w:p>
+    <w:p>
+      <w:pPr>
+        <w:jc w:val="center"/>
+      </w:pPr>
+    </w:p>
+    <w:p>
+      <w:pPr>
+        <w:jc w:val="center"/>
+      </w:pPr>
+      <w:r>
+        <w:br/>
+      </w:r>
+      <w:r>
+        <w:br/>
+      </w:r>
+      <w:r>
+        <w:rPr>
+          <w:b/>
+          <w:sz w:val="48"/>
+        </w:rPr>
+        <w:t>Infinity Integration Pvt. Ltd.</w:t>
       </w:r>
     </w:p>
     <w:p>
       <w:pPr>
         <w:pStyle w:val="Heading1"/>
+        <w:pageBreakBefore/>
+        <w:numPr>
+          <w:ilvl w:val="0"/>
+          <w:numId w:val="0"/>
+        </w:numPr>
       </w:pPr>
-      <w:bookmarkStart w:id="0" w:name="_Toc238739549"/>
+      <w:bookmarkStart w:id="0" w:name="_Toc240070166"/>
       <w:r>
+        <w:lastRenderedPageBreak/>
         <w:t>Revision History</w:t>
       </w:r>
       <w:bookmarkEnd w:id="0"/>
@@ -301,78 +154,64 @@
       <w:tblPr>
         <w:tblStyle w:val="LightGrid-Accent1"/>
         <w:tblW w:w="0" w:type="auto"/>
-        <w:jc w:val="center"/>
         <w:tblLook w:val="04A0" w:firstRow="1" w:lastRow="0" w:firstColumn="1" w:lastColumn="0" w:noHBand="0" w:noVBand="1"/>
       </w:tblPr>
       <w:tblGrid>
-        <w:gridCol w:w="2436"/>
-        <w:gridCol w:w="2436"/>
-        <w:gridCol w:w="2436"/>
-        <w:gridCol w:w="2436"/>
+        <w:gridCol w:w="2520"/>
+        <w:gridCol w:w="2520"/>
+        <w:gridCol w:w="2520"/>
+        <w:gridCol w:w="2520"/>
       </w:tblGrid>
       <w:tr>
         <w:trPr>
           <w:cnfStyle w:val="100000000000" w:firstRow="1" w:lastRow="0" w:firstColumn="0" w:lastColumn="0" w:oddVBand="0" w:evenVBand="0" w:oddHBand="0" w:evenHBand="0" w:firstRowFirstColumn="0" w:firstRowLastColumn="0" w:lastRowFirstColumn="0" w:lastRowLastColumn="0"/>
-          <w:jc w:val="center"/>
         </w:trPr>
         <w:tc>
           <w:tcPr>
             <w:cnfStyle w:val="001000000000" w:firstRow="0" w:lastRow="0" w:firstColumn="1" w:lastColumn="0" w:oddVBand="0" w:evenVBand="0" w:oddHBand="0" w:evenHBand="0" w:firstRowFirstColumn="0" w:firstRowLastColumn="0" w:lastRowFirstColumn="0" w:lastRowLastColumn="0"/>
-            <w:tcW w:w="2436" w:type="dxa"/>
-          </w:tcPr>
-          <w:p>
-            <w:r>
-              <w:rPr>
-                <w:sz w:val="20"/>
-              </w:rPr>
+            <w:tcW w:w="2520" w:type="dxa"/>
+          </w:tcPr>
+          <w:p>
+            <w:r>
               <w:t>Version</w:t>
             </w:r>
           </w:p>
         </w:tc>
         <w:tc>
           <w:tcPr>
-            <w:tcW w:w="2436" w:type="dxa"/>
+            <w:tcW w:w="2520" w:type="dxa"/>
           </w:tcPr>
           <w:p>
             <w:pPr>
               <w:cnfStyle w:val="100000000000" w:firstRow="1" w:lastRow="0" w:firstColumn="0" w:lastColumn="0" w:oddVBand="0" w:evenVBand="0" w:oddHBand="0" w:evenHBand="0" w:firstRowFirstColumn="0" w:firstRowLastColumn="0" w:lastRowFirstColumn="0" w:lastRowLastColumn="0"/>
             </w:pPr>
             <w:r>
-              <w:rPr>
-                <w:sz w:val="20"/>
-              </w:rPr>
               <w:t>Date</w:t>
             </w:r>
           </w:p>
         </w:tc>
         <w:tc>
           <w:tcPr>
-            <w:tcW w:w="2436" w:type="dxa"/>
+            <w:tcW w:w="2520" w:type="dxa"/>
           </w:tcPr>
           <w:p>
             <w:pPr>
               <w:cnfStyle w:val="100000000000" w:firstRow="1" w:lastRow="0" w:firstColumn="0" w:lastColumn="0" w:oddVBand="0" w:evenVBand="0" w:oddHBand="0" w:evenHBand="0" w:firstRowFirstColumn="0" w:firstRowLastColumn="0" w:lastRowFirstColumn="0" w:lastRowLastColumn="0"/>
             </w:pPr>
             <w:r>
-              <w:rPr>
-                <w:sz w:val="20"/>
-              </w:rPr>
               <w:t>Description</w:t>
             </w:r>
           </w:p>
         </w:tc>
         <w:tc>
           <w:tcPr>
-            <w:tcW w:w="2436" w:type="dxa"/>
+            <w:tcW w:w="2520" w:type="dxa"/>
           </w:tcPr>
           <w:p>
             <w:pPr>
               <w:cnfStyle w:val="100000000000" w:firstRow="1" w:lastRow="0" w:firstColumn="0" w:lastColumn="0" w:oddVBand="0" w:evenVBand="0" w:oddHBand="0" w:evenHBand="0" w:firstRowFirstColumn="0" w:firstRowLastColumn="0" w:lastRowFirstColumn="0" w:lastRowLastColumn="0"/>
             </w:pPr>
             <w:r>
-              <w:rPr>
-                <w:sz w:val="20"/>
-              </w:rPr>
               <w:t>Author</w:t>
             </w:r>
           </w:p>
@@ -381,66 +220,53 @@
       <w:tr>
         <w:trPr>
           <w:cnfStyle w:val="000000100000" w:firstRow="0" w:lastRow="0" w:firstColumn="0" w:lastColumn="0" w:oddVBand="0" w:evenVBand="0" w:oddHBand="1" w:evenHBand="0" w:firstRowFirstColumn="0" w:firstRowLastColumn="0" w:lastRowFirstColumn="0" w:lastRowLastColumn="0"/>
-          <w:jc w:val="center"/>
         </w:trPr>
         <w:tc>
           <w:tcPr>
             <w:cnfStyle w:val="001000000000" w:firstRow="0" w:lastRow="0" w:firstColumn="1" w:lastColumn="0" w:oddVBand="0" w:evenVBand="0" w:oddHBand="0" w:evenHBand="0" w:firstRowFirstColumn="0" w:firstRowLastColumn="0" w:lastRowFirstColumn="0" w:lastRowLastColumn="0"/>
-            <w:tcW w:w="2436" w:type="dxa"/>
-          </w:tcPr>
-          <w:p>
-            <w:r>
-              <w:rPr>
-                <w:sz w:val="19"/>
-              </w:rPr>
+            <w:tcW w:w="2520" w:type="dxa"/>
+          </w:tcPr>
+          <w:p>
+            <w:r>
               <w:t>1.0</w:t>
             </w:r>
           </w:p>
         </w:tc>
         <w:tc>
           <w:tcPr>
-            <w:tcW w:w="2436" w:type="dxa"/>
+            <w:tcW w:w="2520" w:type="dxa"/>
           </w:tcPr>
           <w:p>
             <w:pPr>
               <w:cnfStyle w:val="000000100000" w:firstRow="0" w:lastRow="0" w:firstColumn="0" w:lastColumn="0" w:oddVBand="0" w:evenVBand="0" w:oddHBand="1" w:evenHBand="0" w:firstRowFirstColumn="0" w:firstRowLastColumn="0" w:lastRowFirstColumn="0" w:lastRowLastColumn="0"/>
             </w:pPr>
             <w:r>
-              <w:rPr>
-                <w:sz w:val="19"/>
-              </w:rPr>
               <w:t>26 August 2026</w:t>
             </w:r>
           </w:p>
         </w:tc>
         <w:tc>
           <w:tcPr>
-            <w:tcW w:w="2436" w:type="dxa"/>
+            <w:tcW w:w="2520" w:type="dxa"/>
           </w:tcPr>
           <w:p>
             <w:pPr>
               <w:cnfStyle w:val="000000100000" w:firstRow="0" w:lastRow="0" w:firstColumn="0" w:lastColumn="0" w:oddVBand="0" w:evenVBand="0" w:oddHBand="1" w:evenHBand="0" w:firstRowFirstColumn="0" w:firstRowLastColumn="0" w:lastRowFirstColumn="0" w:lastRowLastColumn="0"/>
             </w:pPr>
             <w:r>
-              <w:rPr>
-                <w:sz w:val="19"/>
-              </w:rPr>
               <w:t>Initial release</w:t>
             </w:r>
           </w:p>
         </w:tc>
         <w:tc>
           <w:tcPr>
-            <w:tcW w:w="2436" w:type="dxa"/>
+            <w:tcW w:w="2520" w:type="dxa"/>
           </w:tcPr>
           <w:p>
             <w:pPr>
               <w:cnfStyle w:val="000000100000" w:firstRow="0" w:lastRow="0" w:firstColumn="0" w:lastColumn="0" w:oddVBand="0" w:evenVBand="0" w:oddHBand="1" w:evenHBand="0" w:firstRowFirstColumn="0" w:firstRowLastColumn="0" w:lastRowFirstColumn="0" w:lastRowLastColumn="0"/>
             </w:pPr>
             <w:r>
-              <w:rPr>
-                <w:sz w:val="19"/>
-              </w:rPr>
               <w:t>[Author]</w:t>
             </w:r>
           </w:p>
@@ -450,34 +276,44 @@
     <w:p/>
     <w:p>
       <w:pPr>
-        <w:pStyle w:val="Heading1"/>
+        <w:pStyle w:val="TOCHeading"/>
+        <w:pageBreakBefore/>
+        <w:numPr>
+          <w:ilvl w:val="0"/>
+          <w:numId w:val="0"/>
+        </w:numPr>
       </w:pPr>
-      <w:bookmarkStart w:id="1" w:name="_Toc238739550"/>
       <w:r>
+        <w:lastRenderedPageBreak/>
         <w:t>Table of Contents</w:t>
       </w:r>
-      <w:bookmarkEnd w:id="1"/>
     </w:p>
     <w:p>
       <w:pPr>
         <w:pStyle w:val="TOC1"/>
         <w:tabs>
-          <w:tab w:val="right" w:leader="dot" w:pos="9736"/>
+          <w:tab w:val="right" w:leader="dot" w:pos="10070"/>
         </w:tabs>
         <w:rPr>
+          <w:rFonts w:asciiTheme="minorHAnsi" w:hAnsiTheme="minorHAnsi"/>
           <w:noProof/>
+          <w:kern w:val="2"/>
+          <w:sz w:val="24"/>
+          <w:szCs w:val="24"/>
+          <w:lang w:val="en-IN" w:eastAsia="en-IN"/>
+          <w14:ligatures w14:val="standardContextual"/>
         </w:rPr>
       </w:pPr>
       <w:r>
         <w:fldChar w:fldCharType="begin"/>
       </w:r>
       <w:r>
-        <w:instrText>TOC \o "1-3" \h \z \u</w:instrText>
+        <w:instrText xml:space="preserve"> TOC \o "1-3" \h \z \u </w:instrText>
       </w:r>
       <w:r>
         <w:fldChar w:fldCharType="separate"/>
       </w:r>
-      <w:hyperlink w:anchor="_Toc238739549" w:history="1">
+      <w:hyperlink w:anchor="_Toc240070166" w:history="1">
         <w:r>
           <w:rPr>
             <w:rStyle w:val="Hyperlink"/>
@@ -504,7 +340,7 @@
             <w:noProof/>
             <w:webHidden/>
           </w:rPr>
-          <w:instrText xml:space="preserve"> PAGEREF _Toc238739549 \h </w:instrText>
+          <w:instrText xml:space="preserve"> PAGEREF _Toc240070166 \h </w:instrText>
         </w:r>
         <w:r>
           <w:rPr>
@@ -539,19 +375,25 @@
       <w:pPr>
         <w:pStyle w:val="TOC1"/>
         <w:tabs>
-          <w:tab w:val="right" w:leader="dot" w:pos="9736"/>
+          <w:tab w:val="right" w:leader="dot" w:pos="10070"/>
         </w:tabs>
         <w:rPr>
+          <w:rFonts w:asciiTheme="minorHAnsi" w:hAnsiTheme="minorHAnsi"/>
           <w:noProof/>
+          <w:kern w:val="2"/>
+          <w:sz w:val="24"/>
+          <w:szCs w:val="24"/>
+          <w:lang w:val="en-IN" w:eastAsia="en-IN"/>
+          <w14:ligatures w14:val="standardContextual"/>
         </w:rPr>
       </w:pPr>
-      <w:hyperlink w:anchor="_Toc238739550" w:history="1">
+      <w:hyperlink w:anchor="_Toc240070167" w:history="1">
         <w:r>
           <w:rPr>
             <w:rStyle w:val="Hyperlink"/>
             <w:noProof/>
           </w:rPr>
-          <w:t>Table of Contents</w:t>
+          <w:t>1 Introduction</w:t>
         </w:r>
         <w:r>
           <w:rPr>
@@ -572,7 +414,7 @@
             <w:noProof/>
             <w:webHidden/>
           </w:rPr>
-          <w:instrText xml:space="preserve"> PAGEREF _Toc238739550 \h </w:instrText>
+          <w:instrText xml:space="preserve"> PAGEREF _Toc240070167 \h </w:instrText>
         </w:r>
         <w:r>
           <w:rPr>
@@ -592,7 +434,377 @@
             <w:noProof/>
             <w:webHidden/>
           </w:rPr>
-          <w:t>2</w:t>
+          <w:t>4</w:t>
+        </w:r>
+        <w:r>
+          <w:rPr>
+            <w:noProof/>
+            <w:webHidden/>
+          </w:rPr>
+          <w:fldChar w:fldCharType="end"/>
+        </w:r>
+      </w:hyperlink>
+    </w:p>
+    <w:p>
+      <w:pPr>
+        <w:pStyle w:val="TOC2"/>
+        <w:tabs>
+          <w:tab w:val="right" w:leader="dot" w:pos="10070"/>
+        </w:tabs>
+        <w:rPr>
+          <w:rFonts w:asciiTheme="minorHAnsi" w:hAnsiTheme="minorHAnsi"/>
+          <w:noProof/>
+          <w:kern w:val="2"/>
+          <w:sz w:val="24"/>
+          <w:szCs w:val="24"/>
+          <w:lang w:val="en-IN" w:eastAsia="en-IN"/>
+          <w14:ligatures w14:val="standardContextual"/>
+        </w:rPr>
+      </w:pPr>
+      <w:hyperlink w:anchor="_Toc240070168" w:history="1">
+        <w:r>
+          <w:rPr>
+            <w:rStyle w:val="Hyperlink"/>
+            <w:noProof/>
+          </w:rPr>
+          <w:t>1.1 Purpose</w:t>
+        </w:r>
+        <w:r>
+          <w:rPr>
+            <w:noProof/>
+            <w:webHidden/>
+          </w:rPr>
+          <w:tab/>
+        </w:r>
+        <w:r>
+          <w:rPr>
+            <w:noProof/>
+            <w:webHidden/>
+          </w:rPr>
+          <w:fldChar w:fldCharType="begin"/>
+        </w:r>
+        <w:r>
+          <w:rPr>
+            <w:noProof/>
+            <w:webHidden/>
+          </w:rPr>
+          <w:instrText xml:space="preserve"> PAGEREF _Toc240070168 \h </w:instrText>
+        </w:r>
+        <w:r>
+          <w:rPr>
+            <w:noProof/>
+            <w:webHidden/>
+          </w:rPr>
+        </w:r>
+        <w:r>
+          <w:rPr>
+            <w:noProof/>
+            <w:webHidden/>
+          </w:rPr>
+          <w:fldChar w:fldCharType="separate"/>
+        </w:r>
+        <w:r>
+          <w:rPr>
+            <w:noProof/>
+            <w:webHidden/>
+          </w:rPr>
+          <w:t>4</w:t>
+        </w:r>
+        <w:r>
+          <w:rPr>
+            <w:noProof/>
+            <w:webHidden/>
+          </w:rPr>
+          <w:fldChar w:fldCharType="end"/>
+        </w:r>
+      </w:hyperlink>
+    </w:p>
+    <w:p>
+      <w:pPr>
+        <w:pStyle w:val="TOC2"/>
+        <w:tabs>
+          <w:tab w:val="right" w:leader="dot" w:pos="10070"/>
+        </w:tabs>
+        <w:rPr>
+          <w:rFonts w:asciiTheme="minorHAnsi" w:hAnsiTheme="minorHAnsi"/>
+          <w:noProof/>
+          <w:kern w:val="2"/>
+          <w:sz w:val="24"/>
+          <w:szCs w:val="24"/>
+          <w:lang w:val="en-IN" w:eastAsia="en-IN"/>
+          <w14:ligatures w14:val="standardContextual"/>
+        </w:rPr>
+      </w:pPr>
+      <w:hyperlink w:anchor="_Toc240070169" w:history="1">
+        <w:r>
+          <w:rPr>
+            <w:rStyle w:val="Hyperlink"/>
+            <w:noProof/>
+          </w:rPr>
+          <w:t>1.2 Scope</w:t>
+        </w:r>
+        <w:r>
+          <w:rPr>
+            <w:noProof/>
+            <w:webHidden/>
+          </w:rPr>
+          <w:tab/>
+        </w:r>
+        <w:r>
+          <w:rPr>
+            <w:noProof/>
+            <w:webHidden/>
+          </w:rPr>
+          <w:fldChar w:fldCharType="begin"/>
+        </w:r>
+        <w:r>
+          <w:rPr>
+            <w:noProof/>
+            <w:webHidden/>
+          </w:rPr>
+          <w:instrText xml:space="preserve"> PAGEREF _Toc240070169 \h </w:instrText>
+        </w:r>
+        <w:r>
+          <w:rPr>
+            <w:noProof/>
+            <w:webHidden/>
+          </w:rPr>
+        </w:r>
+        <w:r>
+          <w:rPr>
+            <w:noProof/>
+            <w:webHidden/>
+          </w:rPr>
+          <w:fldChar w:fldCharType="separate"/>
+        </w:r>
+        <w:r>
+          <w:rPr>
+            <w:noProof/>
+            <w:webHidden/>
+          </w:rPr>
+          <w:t>4</w:t>
+        </w:r>
+        <w:r>
+          <w:rPr>
+            <w:noProof/>
+            <w:webHidden/>
+          </w:rPr>
+          <w:fldChar w:fldCharType="end"/>
+        </w:r>
+      </w:hyperlink>
+    </w:p>
+    <w:p>
+      <w:pPr>
+        <w:pStyle w:val="TOC2"/>
+        <w:tabs>
+          <w:tab w:val="right" w:leader="dot" w:pos="10070"/>
+        </w:tabs>
+        <w:rPr>
+          <w:rFonts w:asciiTheme="minorHAnsi" w:hAnsiTheme="minorHAnsi"/>
+          <w:noProof/>
+          <w:kern w:val="2"/>
+          <w:sz w:val="24"/>
+          <w:szCs w:val="24"/>
+          <w:lang w:val="en-IN" w:eastAsia="en-IN"/>
+          <w14:ligatures w14:val="standardContextual"/>
+        </w:rPr>
+      </w:pPr>
+      <w:hyperlink w:anchor="_Toc240070170" w:history="1">
+        <w:r>
+          <w:rPr>
+            <w:rStyle w:val="Hyperlink"/>
+            <w:noProof/>
+          </w:rPr>
+          <w:t>1.3 How to Read the Call-Hierarchy Trees</w:t>
+        </w:r>
+        <w:r>
+          <w:rPr>
+            <w:noProof/>
+            <w:webHidden/>
+          </w:rPr>
+          <w:tab/>
+        </w:r>
+        <w:r>
+          <w:rPr>
+            <w:noProof/>
+            <w:webHidden/>
+          </w:rPr>
+          <w:fldChar w:fldCharType="begin"/>
+        </w:r>
+        <w:r>
+          <w:rPr>
+            <w:noProof/>
+            <w:webHidden/>
+          </w:rPr>
+          <w:instrText xml:space="preserve"> PAGEREF _Toc240070170 \h </w:instrText>
+        </w:r>
+        <w:r>
+          <w:rPr>
+            <w:noProof/>
+            <w:webHidden/>
+          </w:rPr>
+        </w:r>
+        <w:r>
+          <w:rPr>
+            <w:noProof/>
+            <w:webHidden/>
+          </w:rPr>
+          <w:fldChar w:fldCharType="separate"/>
+        </w:r>
+        <w:r>
+          <w:rPr>
+            <w:noProof/>
+            <w:webHidden/>
+          </w:rPr>
+          <w:t>4</w:t>
+        </w:r>
+        <w:r>
+          <w:rPr>
+            <w:noProof/>
+            <w:webHidden/>
+          </w:rPr>
+          <w:fldChar w:fldCharType="end"/>
+        </w:r>
+      </w:hyperlink>
+    </w:p>
+    <w:p>
+      <w:pPr>
+        <w:pStyle w:val="TOC2"/>
+        <w:tabs>
+          <w:tab w:val="right" w:leader="dot" w:pos="10070"/>
+        </w:tabs>
+        <w:rPr>
+          <w:rFonts w:asciiTheme="minorHAnsi" w:hAnsiTheme="minorHAnsi"/>
+          <w:noProof/>
+          <w:kern w:val="2"/>
+          <w:sz w:val="24"/>
+          <w:szCs w:val="24"/>
+          <w:lang w:val="en-IN" w:eastAsia="en-IN"/>
+          <w14:ligatures w14:val="standardContextual"/>
+        </w:rPr>
+      </w:pPr>
+      <w:hyperlink w:anchor="_Toc240070171" w:history="1">
+        <w:r>
+          <w:rPr>
+            <w:rStyle w:val="Hyperlink"/>
+            <w:noProof/>
+          </w:rPr>
+          <w:t>1.4 Definitions and Abbreviations</w:t>
+        </w:r>
+        <w:r>
+          <w:rPr>
+            <w:noProof/>
+            <w:webHidden/>
+          </w:rPr>
+          <w:tab/>
+        </w:r>
+        <w:r>
+          <w:rPr>
+            <w:noProof/>
+            <w:webHidden/>
+          </w:rPr>
+          <w:fldChar w:fldCharType="begin"/>
+        </w:r>
+        <w:r>
+          <w:rPr>
+            <w:noProof/>
+            <w:webHidden/>
+          </w:rPr>
+          <w:instrText xml:space="preserve"> PAGEREF _Toc240070171 \h </w:instrText>
+        </w:r>
+        <w:r>
+          <w:rPr>
+            <w:noProof/>
+            <w:webHidden/>
+          </w:rPr>
+        </w:r>
+        <w:r>
+          <w:rPr>
+            <w:noProof/>
+            <w:webHidden/>
+          </w:rPr>
+          <w:fldChar w:fldCharType="separate"/>
+        </w:r>
+        <w:r>
+          <w:rPr>
+            <w:noProof/>
+            <w:webHidden/>
+          </w:rPr>
+          <w:t>4</w:t>
+        </w:r>
+        <w:r>
+          <w:rPr>
+            <w:noProof/>
+            <w:webHidden/>
+          </w:rPr>
+          <w:fldChar w:fldCharType="end"/>
+        </w:r>
+      </w:hyperlink>
+    </w:p>
+    <w:p>
+      <w:pPr>
+        <w:pStyle w:val="TOC2"/>
+        <w:tabs>
+          <w:tab w:val="right" w:leader="dot" w:pos="10070"/>
+        </w:tabs>
+        <w:rPr>
+          <w:rFonts w:asciiTheme="minorHAnsi" w:hAnsiTheme="minorHAnsi"/>
+          <w:noProof/>
+          <w:kern w:val="2"/>
+          <w:sz w:val="24"/>
+          <w:szCs w:val="24"/>
+          <w:lang w:val="en-IN" w:eastAsia="en-IN"/>
+          <w14:ligatures w14:val="standardContextual"/>
+        </w:rPr>
+      </w:pPr>
+      <w:hyperlink w:anchor="_Toc240070172" w:history="1">
+        <w:r>
+          <w:rPr>
+            <w:rStyle w:val="Hyperlink"/>
+            <w:noProof/>
+          </w:rPr>
+          <w:t>1.5 References</w:t>
+        </w:r>
+        <w:r>
+          <w:rPr>
+            <w:noProof/>
+            <w:webHidden/>
+          </w:rPr>
+          <w:tab/>
+        </w:r>
+        <w:r>
+          <w:rPr>
+            <w:noProof/>
+            <w:webHidden/>
+          </w:rPr>
+          <w:fldChar w:fldCharType="begin"/>
+        </w:r>
+        <w:r>
+          <w:rPr>
+            <w:noProof/>
+            <w:webHidden/>
+          </w:rPr>
+          <w:instrText xml:space="preserve"> PAGEREF _Toc240070172 \h </w:instrText>
+        </w:r>
+        <w:r>
+          <w:rPr>
+            <w:noProof/>
+            <w:webHidden/>
+          </w:rPr>
+        </w:r>
+        <w:r>
+          <w:rPr>
+            <w:noProof/>
+            <w:webHidden/>
+          </w:rPr>
+          <w:fldChar w:fldCharType="separate"/>
+        </w:r>
+        <w:r>
+          <w:rPr>
+            <w:noProof/>
+            <w:webHidden/>
+          </w:rPr>
+          <w:t>5</w:t>
         </w:r>
         <w:r>
           <w:rPr>
@@ -607,19 +819,25 @@
       <w:pPr>
         <w:pStyle w:val="TOC1"/>
         <w:tabs>
-          <w:tab w:val="right" w:leader="dot" w:pos="9736"/>
+          <w:tab w:val="right" w:leader="dot" w:pos="10070"/>
         </w:tabs>
         <w:rPr>
+          <w:rFonts w:asciiTheme="minorHAnsi" w:hAnsiTheme="minorHAnsi"/>
           <w:noProof/>
+          <w:kern w:val="2"/>
+          <w:sz w:val="24"/>
+          <w:szCs w:val="24"/>
+          <w:lang w:val="en-IN" w:eastAsia="en-IN"/>
+          <w14:ligatures w14:val="standardContextual"/>
         </w:rPr>
       </w:pPr>
-      <w:hyperlink w:anchor="_Toc238739551" w:history="1">
+      <w:hyperlink w:anchor="_Toc240070173" w:history="1">
         <w:r>
           <w:rPr>
             <w:rStyle w:val="Hyperlink"/>
             <w:noProof/>
           </w:rPr>
-          <w:t>1. Introduction</w:t>
+          <w:t>2 System Overview</w:t>
         </w:r>
         <w:r>
           <w:rPr>
@@ -640,7 +858,7 @@
             <w:noProof/>
             <w:webHidden/>
           </w:rPr>
-          <w:instrText xml:space="preserve"> PAGEREF _Toc238739551 \h </w:instrText>
+          <w:instrText xml:space="preserve"> PAGEREF _Toc240070173 \h </w:instrText>
         </w:r>
         <w:r>
           <w:rPr>
@@ -660,7 +878,81 @@
             <w:noProof/>
             <w:webHidden/>
           </w:rPr>
-          <w:t>4</w:t>
+          <w:t>5</w:t>
+        </w:r>
+        <w:r>
+          <w:rPr>
+            <w:noProof/>
+            <w:webHidden/>
+          </w:rPr>
+          <w:fldChar w:fldCharType="end"/>
+        </w:r>
+      </w:hyperlink>
+    </w:p>
+    <w:p>
+      <w:pPr>
+        <w:pStyle w:val="TOC1"/>
+        <w:tabs>
+          <w:tab w:val="right" w:leader="dot" w:pos="10070"/>
+        </w:tabs>
+        <w:rPr>
+          <w:rFonts w:asciiTheme="minorHAnsi" w:hAnsiTheme="minorHAnsi"/>
+          <w:noProof/>
+          <w:kern w:val="2"/>
+          <w:sz w:val="24"/>
+          <w:szCs w:val="24"/>
+          <w:lang w:val="en-IN" w:eastAsia="en-IN"/>
+          <w14:ligatures w14:val="standardContextual"/>
+        </w:rPr>
+      </w:pPr>
+      <w:hyperlink w:anchor="_Toc240070174" w:history="1">
+        <w:r>
+          <w:rPr>
+            <w:rStyle w:val="Hyperlink"/>
+            <w:noProof/>
+          </w:rPr>
+          <w:t>3 Firmware Architecture and Call Hierarchy</w:t>
+        </w:r>
+        <w:r>
+          <w:rPr>
+            <w:noProof/>
+            <w:webHidden/>
+          </w:rPr>
+          <w:tab/>
+        </w:r>
+        <w:r>
+          <w:rPr>
+            <w:noProof/>
+            <w:webHidden/>
+          </w:rPr>
+          <w:fldChar w:fldCharType="begin"/>
+        </w:r>
+        <w:r>
+          <w:rPr>
+            <w:noProof/>
+            <w:webHidden/>
+          </w:rPr>
+          <w:instrText xml:space="preserve"> PAGEREF _Toc240070174 \h </w:instrText>
+        </w:r>
+        <w:r>
+          <w:rPr>
+            <w:noProof/>
+            <w:webHidden/>
+          </w:rPr>
+        </w:r>
+        <w:r>
+          <w:rPr>
+            <w:noProof/>
+            <w:webHidden/>
+          </w:rPr>
+          <w:fldChar w:fldCharType="separate"/>
+        </w:r>
+        <w:r>
+          <w:rPr>
+            <w:noProof/>
+            <w:webHidden/>
+          </w:rPr>
+          <w:t>5</w:t>
         </w:r>
         <w:r>
           <w:rPr>
@@ -675,19 +967,25 @@
       <w:pPr>
         <w:pStyle w:val="TOC2"/>
         <w:tabs>
-          <w:tab w:val="right" w:leader="dot" w:pos="9736"/>
+          <w:tab w:val="right" w:leader="dot" w:pos="10070"/>
         </w:tabs>
         <w:rPr>
+          <w:rFonts w:asciiTheme="minorHAnsi" w:hAnsiTheme="minorHAnsi"/>
           <w:noProof/>
+          <w:kern w:val="2"/>
+          <w:sz w:val="24"/>
+          <w:szCs w:val="24"/>
+          <w:lang w:val="en-IN" w:eastAsia="en-IN"/>
+          <w14:ligatures w14:val="standardContextual"/>
         </w:rPr>
       </w:pPr>
-      <w:hyperlink w:anchor="_Toc238739552" w:history="1">
+      <w:hyperlink w:anchor="_Toc240070175" w:history="1">
         <w:r>
           <w:rPr>
             <w:rStyle w:val="Hyperlink"/>
             <w:noProof/>
           </w:rPr>
-          <w:t>1.1 Purpose</w:t>
+          <w:t>3.1 File Layout</w:t>
         </w:r>
         <w:r>
           <w:rPr>
@@ -708,7 +1006,7 @@
             <w:noProof/>
             <w:webHidden/>
           </w:rPr>
-          <w:instrText xml:space="preserve"> PAGEREF _Toc238739552 \h </w:instrText>
+          <w:instrText xml:space="preserve"> PAGEREF _Toc240070175 \h </w:instrText>
         </w:r>
         <w:r>
           <w:rPr>
@@ -728,7 +1026,7 @@
             <w:noProof/>
             <w:webHidden/>
           </w:rPr>
-          <w:t>4</w:t>
+          <w:t>5</w:t>
         </w:r>
         <w:r>
           <w:rPr>
@@ -743,19 +1041,25 @@
       <w:pPr>
         <w:pStyle w:val="TOC2"/>
         <w:tabs>
-          <w:tab w:val="right" w:leader="dot" w:pos="9736"/>
+          <w:tab w:val="right" w:leader="dot" w:pos="10070"/>
         </w:tabs>
         <w:rPr>
+          <w:rFonts w:asciiTheme="minorHAnsi" w:hAnsiTheme="minorHAnsi"/>
           <w:noProof/>
+          <w:kern w:val="2"/>
+          <w:sz w:val="24"/>
+          <w:szCs w:val="24"/>
+          <w:lang w:val="en-IN" w:eastAsia="en-IN"/>
+          <w14:ligatures w14:val="standardContextual"/>
         </w:rPr>
       </w:pPr>
-      <w:hyperlink w:anchor="_Toc238739553" w:history="1">
+      <w:hyperlink w:anchor="_Toc240070176" w:history="1">
         <w:r>
           <w:rPr>
             <w:rStyle w:val="Hyperlink"/>
             <w:noProof/>
           </w:rPr>
-          <w:t>1.2 Scope</w:t>
+          <w:t>3.2 Startup Call Hierarchy</w:t>
         </w:r>
         <w:r>
           <w:rPr>
@@ -776,7 +1080,7 @@
             <w:noProof/>
             <w:webHidden/>
           </w:rPr>
-          <w:instrText xml:space="preserve"> PAGEREF _Toc238739553 \h </w:instrText>
+          <w:instrText xml:space="preserve"> PAGEREF _Toc240070176 \h </w:instrText>
         </w:r>
         <w:r>
           <w:rPr>
@@ -796,7 +1100,7 @@
             <w:noProof/>
             <w:webHidden/>
           </w:rPr>
-          <w:t>4</w:t>
+          <w:t>5</w:t>
         </w:r>
         <w:r>
           <w:rPr>
@@ -811,19 +1115,25 @@
       <w:pPr>
         <w:pStyle w:val="TOC2"/>
         <w:tabs>
-          <w:tab w:val="right" w:leader="dot" w:pos="9736"/>
+          <w:tab w:val="right" w:leader="dot" w:pos="10070"/>
         </w:tabs>
         <w:rPr>
+          <w:rFonts w:asciiTheme="minorHAnsi" w:hAnsiTheme="minorHAnsi"/>
           <w:noProof/>
+          <w:kern w:val="2"/>
+          <w:sz w:val="24"/>
+          <w:szCs w:val="24"/>
+          <w:lang w:val="en-IN" w:eastAsia="en-IN"/>
+          <w14:ligatures w14:val="standardContextual"/>
         </w:rPr>
       </w:pPr>
-      <w:hyperlink w:anchor="_Toc238739554" w:history="1">
+      <w:hyperlink w:anchor="_Toc240070177" w:history="1">
         <w:r>
           <w:rPr>
             <w:rStyle w:val="Hyperlink"/>
             <w:noProof/>
           </w:rPr>
-          <w:t>1.3 How to Read the Call-Hierarchy Trees</w:t>
+          <w:t>3.3 Runtime Threads</w:t>
         </w:r>
         <w:r>
           <w:rPr>
@@ -844,7 +1154,7 @@
             <w:noProof/>
             <w:webHidden/>
           </w:rPr>
-          <w:instrText xml:space="preserve"> PAGEREF _Toc238739554 \h </w:instrText>
+          <w:instrText xml:space="preserve"> PAGEREF _Toc240070177 \h </w:instrText>
         </w:r>
         <w:r>
           <w:rPr>
@@ -864,7 +1174,7 @@
             <w:noProof/>
             <w:webHidden/>
           </w:rPr>
-          <w:t>4</w:t>
+          <w:t>6</w:t>
         </w:r>
         <w:r>
           <w:rPr>
@@ -879,19 +1189,25 @@
       <w:pPr>
         <w:pStyle w:val="TOC2"/>
         <w:tabs>
-          <w:tab w:val="right" w:leader="dot" w:pos="9736"/>
+          <w:tab w:val="right" w:leader="dot" w:pos="10070"/>
         </w:tabs>
         <w:rPr>
+          <w:rFonts w:asciiTheme="minorHAnsi" w:hAnsiTheme="minorHAnsi"/>
           <w:noProof/>
+          <w:kern w:val="2"/>
+          <w:sz w:val="24"/>
+          <w:szCs w:val="24"/>
+          <w:lang w:val="en-IN" w:eastAsia="en-IN"/>
+          <w14:ligatures w14:val="standardContextual"/>
         </w:rPr>
       </w:pPr>
-      <w:hyperlink w:anchor="_Toc238739555" w:history="1">
+      <w:hyperlink w:anchor="_Toc240070178" w:history="1">
         <w:r>
           <w:rPr>
             <w:rStyle w:val="Hyperlink"/>
             <w:noProof/>
           </w:rPr>
-          <w:t>1.4 Definitions and Abbreviations</w:t>
+          <w:t>3.4 Function Reference: app/ (tasks.c, proto.c)</w:t>
         </w:r>
         <w:r>
           <w:rPr>
@@ -912,7 +1228,7 @@
             <w:noProof/>
             <w:webHidden/>
           </w:rPr>
-          <w:instrText xml:space="preserve"> PAGEREF _Toc238739555 \h </w:instrText>
+          <w:instrText xml:space="preserve"> PAGEREF _Toc240070178 \h </w:instrText>
         </w:r>
         <w:r>
           <w:rPr>
@@ -932,7 +1248,7 @@
             <w:noProof/>
             <w:webHidden/>
           </w:rPr>
-          <w:t>4</w:t>
+          <w:t>6</w:t>
         </w:r>
         <w:r>
           <w:rPr>
@@ -947,19 +1263,25 @@
       <w:pPr>
         <w:pStyle w:val="TOC2"/>
         <w:tabs>
-          <w:tab w:val="right" w:leader="dot" w:pos="9736"/>
+          <w:tab w:val="right" w:leader="dot" w:pos="10070"/>
         </w:tabs>
         <w:rPr>
+          <w:rFonts w:asciiTheme="minorHAnsi" w:hAnsiTheme="minorHAnsi"/>
           <w:noProof/>
+          <w:kern w:val="2"/>
+          <w:sz w:val="24"/>
+          <w:szCs w:val="24"/>
+          <w:lang w:val="en-IN" w:eastAsia="en-IN"/>
+          <w14:ligatures w14:val="standardContextual"/>
         </w:rPr>
       </w:pPr>
-      <w:hyperlink w:anchor="_Toc238739556" w:history="1">
+      <w:hyperlink w:anchor="_Toc240070179" w:history="1">
         <w:r>
           <w:rPr>
             <w:rStyle w:val="Hyperlink"/>
             <w:noProof/>
           </w:rPr>
-          <w:t>1.5 References</w:t>
+          <w:t>3.5 Function Reference: test/ and cards/</w:t>
         </w:r>
         <w:r>
           <w:rPr>
@@ -980,7 +1302,7 @@
             <w:noProof/>
             <w:webHidden/>
           </w:rPr>
-          <w:instrText xml:space="preserve"> PAGEREF _Toc238739556 \h </w:instrText>
+          <w:instrText xml:space="preserve"> PAGEREF _Toc240070179 \h </w:instrText>
         </w:r>
         <w:r>
           <w:rPr>
@@ -1000,7 +1322,155 @@
             <w:noProof/>
             <w:webHidden/>
           </w:rPr>
-          <w:t>4</w:t>
+          <w:t>7</w:t>
+        </w:r>
+        <w:r>
+          <w:rPr>
+            <w:noProof/>
+            <w:webHidden/>
+          </w:rPr>
+          <w:fldChar w:fldCharType="end"/>
+        </w:r>
+      </w:hyperlink>
+    </w:p>
+    <w:p>
+      <w:pPr>
+        <w:pStyle w:val="TOC2"/>
+        <w:tabs>
+          <w:tab w:val="right" w:leader="dot" w:pos="10070"/>
+        </w:tabs>
+        <w:rPr>
+          <w:rFonts w:asciiTheme="minorHAnsi" w:hAnsiTheme="minorHAnsi"/>
+          <w:noProof/>
+          <w:kern w:val="2"/>
+          <w:sz w:val="24"/>
+          <w:szCs w:val="24"/>
+          <w:lang w:val="en-IN" w:eastAsia="en-IN"/>
+          <w14:ligatures w14:val="standardContextual"/>
+        </w:rPr>
+      </w:pPr>
+      <w:hyperlink w:anchor="_Toc240070180" w:history="1">
+        <w:r>
+          <w:rPr>
+            <w:rStyle w:val="Hyperlink"/>
+            <w:noProof/>
+          </w:rPr>
+          <w:t>3.6 Runtime Call Hierarchy: RES RUN</w:t>
+        </w:r>
+        <w:r>
+          <w:rPr>
+            <w:noProof/>
+            <w:webHidden/>
+          </w:rPr>
+          <w:tab/>
+        </w:r>
+        <w:r>
+          <w:rPr>
+            <w:noProof/>
+            <w:webHidden/>
+          </w:rPr>
+          <w:fldChar w:fldCharType="begin"/>
+        </w:r>
+        <w:r>
+          <w:rPr>
+            <w:noProof/>
+            <w:webHidden/>
+          </w:rPr>
+          <w:instrText xml:space="preserve"> PAGEREF _Toc240070180 \h </w:instrText>
+        </w:r>
+        <w:r>
+          <w:rPr>
+            <w:noProof/>
+            <w:webHidden/>
+          </w:rPr>
+        </w:r>
+        <w:r>
+          <w:rPr>
+            <w:noProof/>
+            <w:webHidden/>
+          </w:rPr>
+          <w:fldChar w:fldCharType="separate"/>
+        </w:r>
+        <w:r>
+          <w:rPr>
+            <w:noProof/>
+            <w:webHidden/>
+          </w:rPr>
+          <w:t>8</w:t>
+        </w:r>
+        <w:r>
+          <w:rPr>
+            <w:noProof/>
+            <w:webHidden/>
+          </w:rPr>
+          <w:fldChar w:fldCharType="end"/>
+        </w:r>
+      </w:hyperlink>
+    </w:p>
+    <w:p>
+      <w:pPr>
+        <w:pStyle w:val="TOC2"/>
+        <w:tabs>
+          <w:tab w:val="right" w:leader="dot" w:pos="10070"/>
+        </w:tabs>
+        <w:rPr>
+          <w:rFonts w:asciiTheme="minorHAnsi" w:hAnsiTheme="minorHAnsi"/>
+          <w:noProof/>
+          <w:kern w:val="2"/>
+          <w:sz w:val="24"/>
+          <w:szCs w:val="24"/>
+          <w:lang w:val="en-IN" w:eastAsia="en-IN"/>
+          <w14:ligatures w14:val="standardContextual"/>
+        </w:rPr>
+      </w:pPr>
+      <w:hyperlink w:anchor="_Toc240070181" w:history="1">
+        <w:r>
+          <w:rPr>
+            <w:rStyle w:val="Hyperlink"/>
+            <w:noProof/>
+          </w:rPr>
+          <w:t>3.7 Notable Implementation Details</w:t>
+        </w:r>
+        <w:r>
+          <w:rPr>
+            <w:noProof/>
+            <w:webHidden/>
+          </w:rPr>
+          <w:tab/>
+        </w:r>
+        <w:r>
+          <w:rPr>
+            <w:noProof/>
+            <w:webHidden/>
+          </w:rPr>
+          <w:fldChar w:fldCharType="begin"/>
+        </w:r>
+        <w:r>
+          <w:rPr>
+            <w:noProof/>
+            <w:webHidden/>
+          </w:rPr>
+          <w:instrText xml:space="preserve"> PAGEREF _Toc240070181 \h </w:instrText>
+        </w:r>
+        <w:r>
+          <w:rPr>
+            <w:noProof/>
+            <w:webHidden/>
+          </w:rPr>
+        </w:r>
+        <w:r>
+          <w:rPr>
+            <w:noProof/>
+            <w:webHidden/>
+          </w:rPr>
+          <w:fldChar w:fldCharType="separate"/>
+        </w:r>
+        <w:r>
+          <w:rPr>
+            <w:noProof/>
+            <w:webHidden/>
+          </w:rPr>
+          <w:t>9</w:t>
         </w:r>
         <w:r>
           <w:rPr>
@@ -1015,19 +1485,25 @@
       <w:pPr>
         <w:pStyle w:val="TOC1"/>
         <w:tabs>
-          <w:tab w:val="right" w:leader="dot" w:pos="9736"/>
+          <w:tab w:val="right" w:leader="dot" w:pos="10070"/>
         </w:tabs>
         <w:rPr>
+          <w:rFonts w:asciiTheme="minorHAnsi" w:hAnsiTheme="minorHAnsi"/>
           <w:noProof/>
+          <w:kern w:val="2"/>
+          <w:sz w:val="24"/>
+          <w:szCs w:val="24"/>
+          <w:lang w:val="en-IN" w:eastAsia="en-IN"/>
+          <w14:ligatures w14:val="standardContextual"/>
         </w:rPr>
       </w:pPr>
-      <w:hyperlink w:anchor="_Toc238739557" w:history="1">
+      <w:hyperlink w:anchor="_Toc240070182" w:history="1">
         <w:r>
           <w:rPr>
             <w:rStyle w:val="Hyperlink"/>
             <w:noProof/>
           </w:rPr>
-          <w:t>2. System Overview</w:t>
+          <w:t>4 GUI Architecture and Call Hierarchy</w:t>
         </w:r>
         <w:r>
           <w:rPr>
@@ -1048,7 +1524,7 @@
             <w:noProof/>
             <w:webHidden/>
           </w:rPr>
-          <w:instrText xml:space="preserve"> PAGEREF _Toc238739557 \h </w:instrText>
+          <w:instrText xml:space="preserve"> PAGEREF _Toc240070182 \h </w:instrText>
         </w:r>
         <w:r>
           <w:rPr>
@@ -1068,7 +1544,451 @@
             <w:noProof/>
             <w:webHidden/>
           </w:rPr>
-          <w:t>5</w:t>
+          <w:t>10</w:t>
+        </w:r>
+        <w:r>
+          <w:rPr>
+            <w:noProof/>
+            <w:webHidden/>
+          </w:rPr>
+          <w:fldChar w:fldCharType="end"/>
+        </w:r>
+      </w:hyperlink>
+    </w:p>
+    <w:p>
+      <w:pPr>
+        <w:pStyle w:val="TOC2"/>
+        <w:tabs>
+          <w:tab w:val="right" w:leader="dot" w:pos="10070"/>
+        </w:tabs>
+        <w:rPr>
+          <w:rFonts w:asciiTheme="minorHAnsi" w:hAnsiTheme="minorHAnsi"/>
+          <w:noProof/>
+          <w:kern w:val="2"/>
+          <w:sz w:val="24"/>
+          <w:szCs w:val="24"/>
+          <w:lang w:val="en-IN" w:eastAsia="en-IN"/>
+          <w14:ligatures w14:val="standardContextual"/>
+        </w:rPr>
+      </w:pPr>
+      <w:hyperlink w:anchor="_Toc240070183" w:history="1">
+        <w:r>
+          <w:rPr>
+            <w:rStyle w:val="Hyperlink"/>
+            <w:noProof/>
+          </w:rPr>
+          <w:t>4.1 File Layout</w:t>
+        </w:r>
+        <w:r>
+          <w:rPr>
+            <w:noProof/>
+            <w:webHidden/>
+          </w:rPr>
+          <w:tab/>
+        </w:r>
+        <w:r>
+          <w:rPr>
+            <w:noProof/>
+            <w:webHidden/>
+          </w:rPr>
+          <w:fldChar w:fldCharType="begin"/>
+        </w:r>
+        <w:r>
+          <w:rPr>
+            <w:noProof/>
+            <w:webHidden/>
+          </w:rPr>
+          <w:instrText xml:space="preserve"> PAGEREF _Toc240070183 \h </w:instrText>
+        </w:r>
+        <w:r>
+          <w:rPr>
+            <w:noProof/>
+            <w:webHidden/>
+          </w:rPr>
+        </w:r>
+        <w:r>
+          <w:rPr>
+            <w:noProof/>
+            <w:webHidden/>
+          </w:rPr>
+          <w:fldChar w:fldCharType="separate"/>
+        </w:r>
+        <w:r>
+          <w:rPr>
+            <w:noProof/>
+            <w:webHidden/>
+          </w:rPr>
+          <w:t>10</w:t>
+        </w:r>
+        <w:r>
+          <w:rPr>
+            <w:noProof/>
+            <w:webHidden/>
+          </w:rPr>
+          <w:fldChar w:fldCharType="end"/>
+        </w:r>
+      </w:hyperlink>
+    </w:p>
+    <w:p>
+      <w:pPr>
+        <w:pStyle w:val="TOC2"/>
+        <w:tabs>
+          <w:tab w:val="right" w:leader="dot" w:pos="10070"/>
+        </w:tabs>
+        <w:rPr>
+          <w:rFonts w:asciiTheme="minorHAnsi" w:hAnsiTheme="minorHAnsi"/>
+          <w:noProof/>
+          <w:kern w:val="2"/>
+          <w:sz w:val="24"/>
+          <w:szCs w:val="24"/>
+          <w:lang w:val="en-IN" w:eastAsia="en-IN"/>
+          <w14:ligatures w14:val="standardContextual"/>
+        </w:rPr>
+      </w:pPr>
+      <w:hyperlink w:anchor="_Toc240070184" w:history="1">
+        <w:r>
+          <w:rPr>
+            <w:rStyle w:val="Hyperlink"/>
+            <w:noProof/>
+          </w:rPr>
+          <w:t>4.2 Startup Call Hierarchy</w:t>
+        </w:r>
+        <w:r>
+          <w:rPr>
+            <w:noProof/>
+            <w:webHidden/>
+          </w:rPr>
+          <w:tab/>
+        </w:r>
+        <w:r>
+          <w:rPr>
+            <w:noProof/>
+            <w:webHidden/>
+          </w:rPr>
+          <w:fldChar w:fldCharType="begin"/>
+        </w:r>
+        <w:r>
+          <w:rPr>
+            <w:noProof/>
+            <w:webHidden/>
+          </w:rPr>
+          <w:instrText xml:space="preserve"> PAGEREF _Toc240070184 \h </w:instrText>
+        </w:r>
+        <w:r>
+          <w:rPr>
+            <w:noProof/>
+            <w:webHidden/>
+          </w:rPr>
+        </w:r>
+        <w:r>
+          <w:rPr>
+            <w:noProof/>
+            <w:webHidden/>
+          </w:rPr>
+          <w:fldChar w:fldCharType="separate"/>
+        </w:r>
+        <w:r>
+          <w:rPr>
+            <w:noProof/>
+            <w:webHidden/>
+          </w:rPr>
+          <w:t>10</w:t>
+        </w:r>
+        <w:r>
+          <w:rPr>
+            <w:noProof/>
+            <w:webHidden/>
+          </w:rPr>
+          <w:fldChar w:fldCharType="end"/>
+        </w:r>
+      </w:hyperlink>
+    </w:p>
+    <w:p>
+      <w:pPr>
+        <w:pStyle w:val="TOC2"/>
+        <w:tabs>
+          <w:tab w:val="right" w:leader="dot" w:pos="10070"/>
+        </w:tabs>
+        <w:rPr>
+          <w:rFonts w:asciiTheme="minorHAnsi" w:hAnsiTheme="minorHAnsi"/>
+          <w:noProof/>
+          <w:kern w:val="2"/>
+          <w:sz w:val="24"/>
+          <w:szCs w:val="24"/>
+          <w:lang w:val="en-IN" w:eastAsia="en-IN"/>
+          <w14:ligatures w14:val="standardContextual"/>
+        </w:rPr>
+      </w:pPr>
+      <w:hyperlink w:anchor="_Toc240070185" w:history="1">
+        <w:r>
+          <w:rPr>
+            <w:rStyle w:val="Hyperlink"/>
+            <w:noProof/>
+          </w:rPr>
+          <w:t>4.3 Function/Method Reference</w:t>
+        </w:r>
+        <w:r>
+          <w:rPr>
+            <w:noProof/>
+            <w:webHidden/>
+          </w:rPr>
+          <w:tab/>
+        </w:r>
+        <w:r>
+          <w:rPr>
+            <w:noProof/>
+            <w:webHidden/>
+          </w:rPr>
+          <w:fldChar w:fldCharType="begin"/>
+        </w:r>
+        <w:r>
+          <w:rPr>
+            <w:noProof/>
+            <w:webHidden/>
+          </w:rPr>
+          <w:instrText xml:space="preserve"> PAGEREF _Toc240070185 \h </w:instrText>
+        </w:r>
+        <w:r>
+          <w:rPr>
+            <w:noProof/>
+            <w:webHidden/>
+          </w:rPr>
+        </w:r>
+        <w:r>
+          <w:rPr>
+            <w:noProof/>
+            <w:webHidden/>
+          </w:rPr>
+          <w:fldChar w:fldCharType="separate"/>
+        </w:r>
+        <w:r>
+          <w:rPr>
+            <w:noProof/>
+            <w:webHidden/>
+          </w:rPr>
+          <w:t>10</w:t>
+        </w:r>
+        <w:r>
+          <w:rPr>
+            <w:noProof/>
+            <w:webHidden/>
+          </w:rPr>
+          <w:fldChar w:fldCharType="end"/>
+        </w:r>
+      </w:hyperlink>
+    </w:p>
+    <w:p>
+      <w:pPr>
+        <w:pStyle w:val="TOC2"/>
+        <w:tabs>
+          <w:tab w:val="right" w:leader="dot" w:pos="10070"/>
+        </w:tabs>
+        <w:rPr>
+          <w:rFonts w:asciiTheme="minorHAnsi" w:hAnsiTheme="minorHAnsi"/>
+          <w:noProof/>
+          <w:kern w:val="2"/>
+          <w:sz w:val="24"/>
+          <w:szCs w:val="24"/>
+          <w:lang w:val="en-IN" w:eastAsia="en-IN"/>
+          <w14:ligatures w14:val="standardContextual"/>
+        </w:rPr>
+      </w:pPr>
+      <w:hyperlink w:anchor="_Toc240070186" w:history="1">
+        <w:r>
+          <w:rPr>
+            <w:rStyle w:val="Hyperlink"/>
+            <w:noProof/>
+          </w:rPr>
+          <w:t>4.4 Runtime Call Hierarchy: Button Press to Wire</w:t>
+        </w:r>
+        <w:r>
+          <w:rPr>
+            <w:noProof/>
+            <w:webHidden/>
+          </w:rPr>
+          <w:tab/>
+        </w:r>
+        <w:r>
+          <w:rPr>
+            <w:noProof/>
+            <w:webHidden/>
+          </w:rPr>
+          <w:fldChar w:fldCharType="begin"/>
+        </w:r>
+        <w:r>
+          <w:rPr>
+            <w:noProof/>
+            <w:webHidden/>
+          </w:rPr>
+          <w:instrText xml:space="preserve"> PAGEREF _Toc240070186 \h </w:instrText>
+        </w:r>
+        <w:r>
+          <w:rPr>
+            <w:noProof/>
+            <w:webHidden/>
+          </w:rPr>
+        </w:r>
+        <w:r>
+          <w:rPr>
+            <w:noProof/>
+            <w:webHidden/>
+          </w:rPr>
+          <w:fldChar w:fldCharType="separate"/>
+        </w:r>
+        <w:r>
+          <w:rPr>
+            <w:noProof/>
+            <w:webHidden/>
+          </w:rPr>
+          <w:t>11</w:t>
+        </w:r>
+        <w:r>
+          <w:rPr>
+            <w:noProof/>
+            <w:webHidden/>
+          </w:rPr>
+          <w:fldChar w:fldCharType="end"/>
+        </w:r>
+      </w:hyperlink>
+    </w:p>
+    <w:p>
+      <w:pPr>
+        <w:pStyle w:val="TOC2"/>
+        <w:tabs>
+          <w:tab w:val="right" w:leader="dot" w:pos="10070"/>
+        </w:tabs>
+        <w:rPr>
+          <w:rFonts w:asciiTheme="minorHAnsi" w:hAnsiTheme="minorHAnsi"/>
+          <w:noProof/>
+          <w:kern w:val="2"/>
+          <w:sz w:val="24"/>
+          <w:szCs w:val="24"/>
+          <w:lang w:val="en-IN" w:eastAsia="en-IN"/>
+          <w14:ligatures w14:val="standardContextual"/>
+        </w:rPr>
+      </w:pPr>
+      <w:hyperlink w:anchor="_Toc240070187" w:history="1">
+        <w:r>
+          <w:rPr>
+            <w:rStyle w:val="Hyperlink"/>
+            <w:noProof/>
+          </w:rPr>
+          <w:t>4.5 Runtime Call Hierarchy: Incoming Line to Screen Update</w:t>
+        </w:r>
+        <w:r>
+          <w:rPr>
+            <w:noProof/>
+            <w:webHidden/>
+          </w:rPr>
+          <w:tab/>
+        </w:r>
+        <w:r>
+          <w:rPr>
+            <w:noProof/>
+            <w:webHidden/>
+          </w:rPr>
+          <w:fldChar w:fldCharType="begin"/>
+        </w:r>
+        <w:r>
+          <w:rPr>
+            <w:noProof/>
+            <w:webHidden/>
+          </w:rPr>
+          <w:instrText xml:space="preserve"> PAGEREF _Toc240070187 \h </w:instrText>
+        </w:r>
+        <w:r>
+          <w:rPr>
+            <w:noProof/>
+            <w:webHidden/>
+          </w:rPr>
+        </w:r>
+        <w:r>
+          <w:rPr>
+            <w:noProof/>
+            <w:webHidden/>
+          </w:rPr>
+          <w:fldChar w:fldCharType="separate"/>
+        </w:r>
+        <w:r>
+          <w:rPr>
+            <w:noProof/>
+            <w:webHidden/>
+          </w:rPr>
+          <w:t>11</w:t>
+        </w:r>
+        <w:r>
+          <w:rPr>
+            <w:noProof/>
+            <w:webHidden/>
+          </w:rPr>
+          <w:fldChar w:fldCharType="end"/>
+        </w:r>
+      </w:hyperlink>
+    </w:p>
+    <w:p>
+      <w:pPr>
+        <w:pStyle w:val="TOC2"/>
+        <w:tabs>
+          <w:tab w:val="right" w:leader="dot" w:pos="10070"/>
+        </w:tabs>
+        <w:rPr>
+          <w:rFonts w:asciiTheme="minorHAnsi" w:hAnsiTheme="minorHAnsi"/>
+          <w:noProof/>
+          <w:kern w:val="2"/>
+          <w:sz w:val="24"/>
+          <w:szCs w:val="24"/>
+          <w:lang w:val="en-IN" w:eastAsia="en-IN"/>
+          <w14:ligatures w14:val="standardContextual"/>
+        </w:rPr>
+      </w:pPr>
+      <w:hyperlink w:anchor="_Toc240070188" w:history="1">
+        <w:r>
+          <w:rPr>
+            <w:rStyle w:val="Hyperlink"/>
+            <w:noProof/>
+          </w:rPr>
+          <w:t>4.6 Notable Implementation Details</w:t>
+        </w:r>
+        <w:r>
+          <w:rPr>
+            <w:noProof/>
+            <w:webHidden/>
+          </w:rPr>
+          <w:tab/>
+        </w:r>
+        <w:r>
+          <w:rPr>
+            <w:noProof/>
+            <w:webHidden/>
+          </w:rPr>
+          <w:fldChar w:fldCharType="begin"/>
+        </w:r>
+        <w:r>
+          <w:rPr>
+            <w:noProof/>
+            <w:webHidden/>
+          </w:rPr>
+          <w:instrText xml:space="preserve"> PAGEREF _Toc240070188 \h </w:instrText>
+        </w:r>
+        <w:r>
+          <w:rPr>
+            <w:noProof/>
+            <w:webHidden/>
+          </w:rPr>
+        </w:r>
+        <w:r>
+          <w:rPr>
+            <w:noProof/>
+            <w:webHidden/>
+          </w:rPr>
+          <w:fldChar w:fldCharType="separate"/>
+        </w:r>
+        <w:r>
+          <w:rPr>
+            <w:noProof/>
+            <w:webHidden/>
+          </w:rPr>
+          <w:t>12</w:t>
         </w:r>
         <w:r>
           <w:rPr>
@@ -1083,19 +2003,25 @@
       <w:pPr>
         <w:pStyle w:val="TOC1"/>
         <w:tabs>
-          <w:tab w:val="right" w:leader="dot" w:pos="9736"/>
+          <w:tab w:val="right" w:leader="dot" w:pos="10070"/>
         </w:tabs>
         <w:rPr>
+          <w:rFonts w:asciiTheme="minorHAnsi" w:hAnsiTheme="minorHAnsi"/>
           <w:noProof/>
+          <w:kern w:val="2"/>
+          <w:sz w:val="24"/>
+          <w:szCs w:val="24"/>
+          <w:lang w:val="en-IN" w:eastAsia="en-IN"/>
+          <w14:ligatures w14:val="standardContextual"/>
         </w:rPr>
       </w:pPr>
-      <w:hyperlink w:anchor="_Toc238739558" w:history="1">
+      <w:hyperlink w:anchor="_Toc240070189" w:history="1">
         <w:r>
           <w:rPr>
             <w:rStyle w:val="Hyperlink"/>
             <w:noProof/>
           </w:rPr>
-          <w:t>3. Firmware — Architecture and Call Hierarchy</w:t>
+          <w:t>5 Firmware-GUI Interface (Serial Protocol)</w:t>
         </w:r>
         <w:r>
           <w:rPr>
@@ -1116,7 +2042,7 @@
             <w:noProof/>
             <w:webHidden/>
           </w:rPr>
-          <w:instrText xml:space="preserve"> PAGEREF _Toc238739558 \h </w:instrText>
+          <w:instrText xml:space="preserve"> PAGEREF _Toc240070189 \h </w:instrText>
         </w:r>
         <w:r>
           <w:rPr>
@@ -1136,7 +2062,7 @@
             <w:noProof/>
             <w:webHidden/>
           </w:rPr>
-          <w:t>5</w:t>
+          <w:t>12</w:t>
         </w:r>
         <w:r>
           <w:rPr>
@@ -1151,19 +2077,25 @@
       <w:pPr>
         <w:pStyle w:val="TOC2"/>
         <w:tabs>
-          <w:tab w:val="right" w:leader="dot" w:pos="9736"/>
+          <w:tab w:val="right" w:leader="dot" w:pos="10070"/>
         </w:tabs>
         <w:rPr>
+          <w:rFonts w:asciiTheme="minorHAnsi" w:hAnsiTheme="minorHAnsi"/>
           <w:noProof/>
+          <w:kern w:val="2"/>
+          <w:sz w:val="24"/>
+          <w:szCs w:val="24"/>
+          <w:lang w:val="en-IN" w:eastAsia="en-IN"/>
+          <w14:ligatures w14:val="standardContextual"/>
         </w:rPr>
       </w:pPr>
-      <w:hyperlink w:anchor="_Toc238739559" w:history="1">
+      <w:hyperlink w:anchor="_Toc240070190" w:history="1">
         <w:r>
           <w:rPr>
             <w:rStyle w:val="Hyperlink"/>
             <w:noProof/>
           </w:rPr>
-          <w:t>3.1 File Layout</w:t>
+          <w:t>5.1 Commands</w:t>
         </w:r>
         <w:r>
           <w:rPr>
@@ -1184,7 +2116,7 @@
             <w:noProof/>
             <w:webHidden/>
           </w:rPr>
-          <w:instrText xml:space="preserve"> PAGEREF _Toc238739559 \h </w:instrText>
+          <w:instrText xml:space="preserve"> PAGEREF _Toc240070190 \h </w:instrText>
         </w:r>
         <w:r>
           <w:rPr>
@@ -1204,7 +2136,7 @@
             <w:noProof/>
             <w:webHidden/>
           </w:rPr>
-          <w:t>5</w:t>
+          <w:t>12</w:t>
         </w:r>
         <w:r>
           <w:rPr>
@@ -1219,19 +2151,25 @@
       <w:pPr>
         <w:pStyle w:val="TOC2"/>
         <w:tabs>
-          <w:tab w:val="right" w:leader="dot" w:pos="9736"/>
+          <w:tab w:val="right" w:leader="dot" w:pos="10070"/>
         </w:tabs>
         <w:rPr>
+          <w:rFonts w:asciiTheme="minorHAnsi" w:hAnsiTheme="minorHAnsi"/>
           <w:noProof/>
+          <w:kern w:val="2"/>
+          <w:sz w:val="24"/>
+          <w:szCs w:val="24"/>
+          <w:lang w:val="en-IN" w:eastAsia="en-IN"/>
+          <w14:ligatures w14:val="standardContextual"/>
         </w:rPr>
       </w:pPr>
-      <w:hyperlink w:anchor="_Toc238739560" w:history="1">
+      <w:hyperlink w:anchor="_Toc240070191" w:history="1">
         <w:r>
           <w:rPr>
             <w:rStyle w:val="Hyperlink"/>
             <w:noProof/>
           </w:rPr>
-          <w:t>3.2 Startup Call Hierarchy</w:t>
+          <w:t>5.2 Events and Error Codes</w:t>
         </w:r>
         <w:r>
           <w:rPr>
@@ -1252,7 +2190,7 @@
             <w:noProof/>
             <w:webHidden/>
           </w:rPr>
-          <w:instrText xml:space="preserve"> PAGEREF _Toc238739560 \h </w:instrText>
+          <w:instrText xml:space="preserve"> PAGEREF _Toc240070191 \h </w:instrText>
         </w:r>
         <w:r>
           <w:rPr>
@@ -1272,347 +2210,7 @@
             <w:noProof/>
             <w:webHidden/>
           </w:rPr>
-          <w:t>5</w:t>
-        </w:r>
-        <w:r>
-          <w:rPr>
-            <w:noProof/>
-            <w:webHidden/>
-          </w:rPr>
-          <w:fldChar w:fldCharType="end"/>
-        </w:r>
-      </w:hyperlink>
-    </w:p>
-    <w:p>
-      <w:pPr>
-        <w:pStyle w:val="TOC2"/>
-        <w:tabs>
-          <w:tab w:val="right" w:leader="dot" w:pos="9736"/>
-        </w:tabs>
-        <w:rPr>
-          <w:noProof/>
-        </w:rPr>
-      </w:pPr>
-      <w:hyperlink w:anchor="_Toc238739561" w:history="1">
-        <w:r>
-          <w:rPr>
-            <w:rStyle w:val="Hyperlink"/>
-            <w:noProof/>
-          </w:rPr>
-          <w:t>3.3 Runtime Threads</w:t>
-        </w:r>
-        <w:r>
-          <w:rPr>
-            <w:noProof/>
-            <w:webHidden/>
-          </w:rPr>
-          <w:tab/>
-        </w:r>
-        <w:r>
-          <w:rPr>
-            <w:noProof/>
-            <w:webHidden/>
-          </w:rPr>
-          <w:fldChar w:fldCharType="begin"/>
-        </w:r>
-        <w:r>
-          <w:rPr>
-            <w:noProof/>
-            <w:webHidden/>
-          </w:rPr>
-          <w:instrText xml:space="preserve"> PAGEREF _Toc238739561 \h </w:instrText>
-        </w:r>
-        <w:r>
-          <w:rPr>
-            <w:noProof/>
-            <w:webHidden/>
-          </w:rPr>
-        </w:r>
-        <w:r>
-          <w:rPr>
-            <w:noProof/>
-            <w:webHidden/>
-          </w:rPr>
-          <w:fldChar w:fldCharType="separate"/>
-        </w:r>
-        <w:r>
-          <w:rPr>
-            <w:noProof/>
-            <w:webHidden/>
-          </w:rPr>
-          <w:t>6</w:t>
-        </w:r>
-        <w:r>
-          <w:rPr>
-            <w:noProof/>
-            <w:webHidden/>
-          </w:rPr>
-          <w:fldChar w:fldCharType="end"/>
-        </w:r>
-      </w:hyperlink>
-    </w:p>
-    <w:p>
-      <w:pPr>
-        <w:pStyle w:val="TOC2"/>
-        <w:tabs>
-          <w:tab w:val="right" w:leader="dot" w:pos="9736"/>
-        </w:tabs>
-        <w:rPr>
-          <w:noProof/>
-        </w:rPr>
-      </w:pPr>
-      <w:hyperlink w:anchor="_Toc238739562" w:history="1">
-        <w:r>
-          <w:rPr>
-            <w:rStyle w:val="Hyperlink"/>
-            <w:noProof/>
-          </w:rPr>
-          <w:t>3.4 Function Reference — app/ (tasks.c, proto.c)</w:t>
-        </w:r>
-        <w:r>
-          <w:rPr>
-            <w:noProof/>
-            <w:webHidden/>
-          </w:rPr>
-          <w:tab/>
-        </w:r>
-        <w:r>
-          <w:rPr>
-            <w:noProof/>
-            <w:webHidden/>
-          </w:rPr>
-          <w:fldChar w:fldCharType="begin"/>
-        </w:r>
-        <w:r>
-          <w:rPr>
-            <w:noProof/>
-            <w:webHidden/>
-          </w:rPr>
-          <w:instrText xml:space="preserve"> PAGEREF _Toc238739562 \h </w:instrText>
-        </w:r>
-        <w:r>
-          <w:rPr>
-            <w:noProof/>
-            <w:webHidden/>
-          </w:rPr>
-        </w:r>
-        <w:r>
-          <w:rPr>
-            <w:noProof/>
-            <w:webHidden/>
-          </w:rPr>
-          <w:fldChar w:fldCharType="separate"/>
-        </w:r>
-        <w:r>
-          <w:rPr>
-            <w:noProof/>
-            <w:webHidden/>
-          </w:rPr>
-          <w:t>6</w:t>
-        </w:r>
-        <w:r>
-          <w:rPr>
-            <w:noProof/>
-            <w:webHidden/>
-          </w:rPr>
-          <w:fldChar w:fldCharType="end"/>
-        </w:r>
-      </w:hyperlink>
-    </w:p>
-    <w:p>
-      <w:pPr>
-        <w:pStyle w:val="TOC2"/>
-        <w:tabs>
-          <w:tab w:val="right" w:leader="dot" w:pos="9736"/>
-        </w:tabs>
-        <w:rPr>
-          <w:noProof/>
-        </w:rPr>
-      </w:pPr>
-      <w:hyperlink w:anchor="_Toc238739563" w:history="1">
-        <w:r>
-          <w:rPr>
-            <w:rStyle w:val="Hyperlink"/>
-            <w:noProof/>
-          </w:rPr>
-          <w:t>3.5 Function Reference — test/ and cards/</w:t>
-        </w:r>
-        <w:r>
-          <w:rPr>
-            <w:noProof/>
-            <w:webHidden/>
-          </w:rPr>
-          <w:tab/>
-        </w:r>
-        <w:r>
-          <w:rPr>
-            <w:noProof/>
-            <w:webHidden/>
-          </w:rPr>
-          <w:fldChar w:fldCharType="begin"/>
-        </w:r>
-        <w:r>
-          <w:rPr>
-            <w:noProof/>
-            <w:webHidden/>
-          </w:rPr>
-          <w:instrText xml:space="preserve"> PAGEREF _Toc238739563 \h </w:instrText>
-        </w:r>
-        <w:r>
-          <w:rPr>
-            <w:noProof/>
-            <w:webHidden/>
-          </w:rPr>
-        </w:r>
-        <w:r>
-          <w:rPr>
-            <w:noProof/>
-            <w:webHidden/>
-          </w:rPr>
-          <w:fldChar w:fldCharType="separate"/>
-        </w:r>
-        <w:r>
-          <w:rPr>
-            <w:noProof/>
-            <w:webHidden/>
-          </w:rPr>
-          <w:t>7</w:t>
-        </w:r>
-        <w:r>
-          <w:rPr>
-            <w:noProof/>
-            <w:webHidden/>
-          </w:rPr>
-          <w:fldChar w:fldCharType="end"/>
-        </w:r>
-      </w:hyperlink>
-    </w:p>
-    <w:p>
-      <w:pPr>
-        <w:pStyle w:val="TOC2"/>
-        <w:tabs>
-          <w:tab w:val="right" w:leader="dot" w:pos="9736"/>
-        </w:tabs>
-        <w:rPr>
-          <w:noProof/>
-        </w:rPr>
-      </w:pPr>
-      <w:hyperlink w:anchor="_Toc238739564" w:history="1">
-        <w:r>
-          <w:rPr>
-            <w:rStyle w:val="Hyperlink"/>
-            <w:noProof/>
-          </w:rPr>
-          <w:t>3.6 Runtime Call Hierarchy — RES RUN</w:t>
-        </w:r>
-        <w:r>
-          <w:rPr>
-            <w:noProof/>
-            <w:webHidden/>
-          </w:rPr>
-          <w:tab/>
-        </w:r>
-        <w:r>
-          <w:rPr>
-            <w:noProof/>
-            <w:webHidden/>
-          </w:rPr>
-          <w:fldChar w:fldCharType="begin"/>
-        </w:r>
-        <w:r>
-          <w:rPr>
-            <w:noProof/>
-            <w:webHidden/>
-          </w:rPr>
-          <w:instrText xml:space="preserve"> PAGEREF _Toc238739564 \h </w:instrText>
-        </w:r>
-        <w:r>
-          <w:rPr>
-            <w:noProof/>
-            <w:webHidden/>
-          </w:rPr>
-        </w:r>
-        <w:r>
-          <w:rPr>
-            <w:noProof/>
-            <w:webHidden/>
-          </w:rPr>
-          <w:fldChar w:fldCharType="separate"/>
-        </w:r>
-        <w:r>
-          <w:rPr>
-            <w:noProof/>
-            <w:webHidden/>
-          </w:rPr>
-          <w:t>8</w:t>
-        </w:r>
-        <w:r>
-          <w:rPr>
-            <w:noProof/>
-            <w:webHidden/>
-          </w:rPr>
-          <w:fldChar w:fldCharType="end"/>
-        </w:r>
-      </w:hyperlink>
-    </w:p>
-    <w:p>
-      <w:pPr>
-        <w:pStyle w:val="TOC2"/>
-        <w:tabs>
-          <w:tab w:val="right" w:leader="dot" w:pos="9736"/>
-        </w:tabs>
-        <w:rPr>
-          <w:noProof/>
-        </w:rPr>
-      </w:pPr>
-      <w:hyperlink w:anchor="_Toc238739565" w:history="1">
-        <w:r>
-          <w:rPr>
-            <w:rStyle w:val="Hyperlink"/>
-            <w:noProof/>
-          </w:rPr>
-          <w:t>3.7 Notable Implementation Details</w:t>
-        </w:r>
-        <w:r>
-          <w:rPr>
-            <w:noProof/>
-            <w:webHidden/>
-          </w:rPr>
-          <w:tab/>
-        </w:r>
-        <w:r>
-          <w:rPr>
-            <w:noProof/>
-            <w:webHidden/>
-          </w:rPr>
-          <w:fldChar w:fldCharType="begin"/>
-        </w:r>
-        <w:r>
-          <w:rPr>
-            <w:noProof/>
-            <w:webHidden/>
-          </w:rPr>
-          <w:instrText xml:space="preserve"> PAGEREF _Toc238739565 \h </w:instrText>
-        </w:r>
-        <w:r>
-          <w:rPr>
-            <w:noProof/>
-            <w:webHidden/>
-          </w:rPr>
-        </w:r>
-        <w:r>
-          <w:rPr>
-            <w:noProof/>
-            <w:webHidden/>
-          </w:rPr>
-          <w:fldChar w:fldCharType="separate"/>
-        </w:r>
-        <w:r>
-          <w:rPr>
-            <w:noProof/>
-            <w:webHidden/>
-          </w:rPr>
-          <w:t>8</w:t>
+          <w:t>13</w:t>
         </w:r>
         <w:r>
           <w:rPr>
@@ -1627,19 +2225,25 @@
       <w:pPr>
         <w:pStyle w:val="TOC1"/>
         <w:tabs>
-          <w:tab w:val="right" w:leader="dot" w:pos="9736"/>
+          <w:tab w:val="right" w:leader="dot" w:pos="10070"/>
         </w:tabs>
         <w:rPr>
+          <w:rFonts w:asciiTheme="minorHAnsi" w:hAnsiTheme="minorHAnsi"/>
           <w:noProof/>
+          <w:kern w:val="2"/>
+          <w:sz w:val="24"/>
+          <w:szCs w:val="24"/>
+          <w:lang w:val="en-IN" w:eastAsia="en-IN"/>
+          <w14:ligatures w14:val="standardContextual"/>
         </w:rPr>
       </w:pPr>
-      <w:hyperlink w:anchor="_Toc238739566" w:history="1">
+      <w:hyperlink w:anchor="_Toc240070192" w:history="1">
         <w:r>
           <w:rPr>
             <w:rStyle w:val="Hyperlink"/>
             <w:noProof/>
           </w:rPr>
-          <w:t>4. GUI — Architecture and Call Hierarchy</w:t>
+          <w:t>6 Key Design Decisions</w:t>
         </w:r>
         <w:r>
           <w:rPr>
@@ -1660,7 +2264,7 @@
             <w:noProof/>
             <w:webHidden/>
           </w:rPr>
-          <w:instrText xml:space="preserve"> PAGEREF _Toc238739566 \h </w:instrText>
+          <w:instrText xml:space="preserve"> PAGEREF _Toc240070192 \h </w:instrText>
         </w:r>
         <w:r>
           <w:rPr>
@@ -1680,415 +2284,7 @@
             <w:noProof/>
             <w:webHidden/>
           </w:rPr>
-          <w:t>9</w:t>
-        </w:r>
-        <w:r>
-          <w:rPr>
-            <w:noProof/>
-            <w:webHidden/>
-          </w:rPr>
-          <w:fldChar w:fldCharType="end"/>
-        </w:r>
-      </w:hyperlink>
-    </w:p>
-    <w:p>
-      <w:pPr>
-        <w:pStyle w:val="TOC2"/>
-        <w:tabs>
-          <w:tab w:val="right" w:leader="dot" w:pos="9736"/>
-        </w:tabs>
-        <w:rPr>
-          <w:noProof/>
-        </w:rPr>
-      </w:pPr>
-      <w:hyperlink w:anchor="_Toc238739567" w:history="1">
-        <w:r>
-          <w:rPr>
-            <w:rStyle w:val="Hyperlink"/>
-            <w:noProof/>
-          </w:rPr>
-          <w:t>4.1 File Layout</w:t>
-        </w:r>
-        <w:r>
-          <w:rPr>
-            <w:noProof/>
-            <w:webHidden/>
-          </w:rPr>
-          <w:tab/>
-        </w:r>
-        <w:r>
-          <w:rPr>
-            <w:noProof/>
-            <w:webHidden/>
-          </w:rPr>
-          <w:fldChar w:fldCharType="begin"/>
-        </w:r>
-        <w:r>
-          <w:rPr>
-            <w:noProof/>
-            <w:webHidden/>
-          </w:rPr>
-          <w:instrText xml:space="preserve"> PAGEREF _Toc238739567 \h </w:instrText>
-        </w:r>
-        <w:r>
-          <w:rPr>
-            <w:noProof/>
-            <w:webHidden/>
-          </w:rPr>
-        </w:r>
-        <w:r>
-          <w:rPr>
-            <w:noProof/>
-            <w:webHidden/>
-          </w:rPr>
-          <w:fldChar w:fldCharType="separate"/>
-        </w:r>
-        <w:r>
-          <w:rPr>
-            <w:noProof/>
-            <w:webHidden/>
-          </w:rPr>
-          <w:t>9</w:t>
-        </w:r>
-        <w:r>
-          <w:rPr>
-            <w:noProof/>
-            <w:webHidden/>
-          </w:rPr>
-          <w:fldChar w:fldCharType="end"/>
-        </w:r>
-      </w:hyperlink>
-    </w:p>
-    <w:p>
-      <w:pPr>
-        <w:pStyle w:val="TOC2"/>
-        <w:tabs>
-          <w:tab w:val="right" w:leader="dot" w:pos="9736"/>
-        </w:tabs>
-        <w:rPr>
-          <w:noProof/>
-        </w:rPr>
-      </w:pPr>
-      <w:hyperlink w:anchor="_Toc238739568" w:history="1">
-        <w:r>
-          <w:rPr>
-            <w:rStyle w:val="Hyperlink"/>
-            <w:noProof/>
-          </w:rPr>
-          <w:t>4.2 Startup Call Hierarchy</w:t>
-        </w:r>
-        <w:r>
-          <w:rPr>
-            <w:noProof/>
-            <w:webHidden/>
-          </w:rPr>
-          <w:tab/>
-        </w:r>
-        <w:r>
-          <w:rPr>
-            <w:noProof/>
-            <w:webHidden/>
-          </w:rPr>
-          <w:fldChar w:fldCharType="begin"/>
-        </w:r>
-        <w:r>
-          <w:rPr>
-            <w:noProof/>
-            <w:webHidden/>
-          </w:rPr>
-          <w:instrText xml:space="preserve"> PAGEREF _Toc238739568 \h </w:instrText>
-        </w:r>
-        <w:r>
-          <w:rPr>
-            <w:noProof/>
-            <w:webHidden/>
-          </w:rPr>
-        </w:r>
-        <w:r>
-          <w:rPr>
-            <w:noProof/>
-            <w:webHidden/>
-          </w:rPr>
-          <w:fldChar w:fldCharType="separate"/>
-        </w:r>
-        <w:r>
-          <w:rPr>
-            <w:noProof/>
-            <w:webHidden/>
-          </w:rPr>
-          <w:t>10</w:t>
-        </w:r>
-        <w:r>
-          <w:rPr>
-            <w:noProof/>
-            <w:webHidden/>
-          </w:rPr>
-          <w:fldChar w:fldCharType="end"/>
-        </w:r>
-      </w:hyperlink>
-    </w:p>
-    <w:p>
-      <w:pPr>
-        <w:pStyle w:val="TOC2"/>
-        <w:tabs>
-          <w:tab w:val="right" w:leader="dot" w:pos="9736"/>
-        </w:tabs>
-        <w:rPr>
-          <w:noProof/>
-        </w:rPr>
-      </w:pPr>
-      <w:hyperlink w:anchor="_Toc238739569" w:history="1">
-        <w:r>
-          <w:rPr>
-            <w:rStyle w:val="Hyperlink"/>
-            <w:noProof/>
-          </w:rPr>
-          <w:t>4.3 Function/Method Reference</w:t>
-        </w:r>
-        <w:r>
-          <w:rPr>
-            <w:noProof/>
-            <w:webHidden/>
-          </w:rPr>
-          <w:tab/>
-        </w:r>
-        <w:r>
-          <w:rPr>
-            <w:noProof/>
-            <w:webHidden/>
-          </w:rPr>
-          <w:fldChar w:fldCharType="begin"/>
-        </w:r>
-        <w:r>
-          <w:rPr>
-            <w:noProof/>
-            <w:webHidden/>
-          </w:rPr>
-          <w:instrText xml:space="preserve"> PAGEREF _Toc238739569 \h </w:instrText>
-        </w:r>
-        <w:r>
-          <w:rPr>
-            <w:noProof/>
-            <w:webHidden/>
-          </w:rPr>
-        </w:r>
-        <w:r>
-          <w:rPr>
-            <w:noProof/>
-            <w:webHidden/>
-          </w:rPr>
-          <w:fldChar w:fldCharType="separate"/>
-        </w:r>
-        <w:r>
-          <w:rPr>
-            <w:noProof/>
-            <w:webHidden/>
-          </w:rPr>
-          <w:t>10</w:t>
-        </w:r>
-        <w:r>
-          <w:rPr>
-            <w:noProof/>
-            <w:webHidden/>
-          </w:rPr>
-          <w:fldChar w:fldCharType="end"/>
-        </w:r>
-      </w:hyperlink>
-    </w:p>
-    <w:p>
-      <w:pPr>
-        <w:pStyle w:val="TOC2"/>
-        <w:tabs>
-          <w:tab w:val="right" w:leader="dot" w:pos="9736"/>
-        </w:tabs>
-        <w:rPr>
-          <w:noProof/>
-        </w:rPr>
-      </w:pPr>
-      <w:hyperlink w:anchor="_Toc238739570" w:history="1">
-        <w:r>
-          <w:rPr>
-            <w:rStyle w:val="Hyperlink"/>
-            <w:noProof/>
-          </w:rPr>
-          <w:t>4.4 Runtime Call Hierarchy — Button Press to Wire</w:t>
-        </w:r>
-        <w:r>
-          <w:rPr>
-            <w:noProof/>
-            <w:webHidden/>
-          </w:rPr>
-          <w:tab/>
-        </w:r>
-        <w:r>
-          <w:rPr>
-            <w:noProof/>
-            <w:webHidden/>
-          </w:rPr>
-          <w:fldChar w:fldCharType="begin"/>
-        </w:r>
-        <w:r>
-          <w:rPr>
-            <w:noProof/>
-            <w:webHidden/>
-          </w:rPr>
-          <w:instrText xml:space="preserve"> PAGEREF _Toc238739570 \h </w:instrText>
-        </w:r>
-        <w:r>
-          <w:rPr>
-            <w:noProof/>
-            <w:webHidden/>
-          </w:rPr>
-        </w:r>
-        <w:r>
-          <w:rPr>
-            <w:noProof/>
-            <w:webHidden/>
-          </w:rPr>
-          <w:fldChar w:fldCharType="separate"/>
-        </w:r>
-        <w:r>
-          <w:rPr>
-            <w:noProof/>
-            <w:webHidden/>
-          </w:rPr>
-          <w:t>10</w:t>
-        </w:r>
-        <w:r>
-          <w:rPr>
-            <w:noProof/>
-            <w:webHidden/>
-          </w:rPr>
-          <w:fldChar w:fldCharType="end"/>
-        </w:r>
-      </w:hyperlink>
-    </w:p>
-    <w:p>
-      <w:pPr>
-        <w:pStyle w:val="TOC2"/>
-        <w:tabs>
-          <w:tab w:val="right" w:leader="dot" w:pos="9736"/>
-        </w:tabs>
-        <w:rPr>
-          <w:noProof/>
-        </w:rPr>
-      </w:pPr>
-      <w:hyperlink w:anchor="_Toc238739571" w:history="1">
-        <w:r>
-          <w:rPr>
-            <w:rStyle w:val="Hyperlink"/>
-            <w:noProof/>
-          </w:rPr>
-          <w:t>4.5 Runtime Call Hierarchy — Incoming Line to Screen Update</w:t>
-        </w:r>
-        <w:r>
-          <w:rPr>
-            <w:noProof/>
-            <w:webHidden/>
-          </w:rPr>
-          <w:tab/>
-        </w:r>
-        <w:r>
-          <w:rPr>
-            <w:noProof/>
-            <w:webHidden/>
-          </w:rPr>
-          <w:fldChar w:fldCharType="begin"/>
-        </w:r>
-        <w:r>
-          <w:rPr>
-            <w:noProof/>
-            <w:webHidden/>
-          </w:rPr>
-          <w:instrText xml:space="preserve"> PAGEREF _Toc238739571 \h </w:instrText>
-        </w:r>
-        <w:r>
-          <w:rPr>
-            <w:noProof/>
-            <w:webHidden/>
-          </w:rPr>
-        </w:r>
-        <w:r>
-          <w:rPr>
-            <w:noProof/>
-            <w:webHidden/>
-          </w:rPr>
-          <w:fldChar w:fldCharType="separate"/>
-        </w:r>
-        <w:r>
-          <w:rPr>
-            <w:noProof/>
-            <w:webHidden/>
-          </w:rPr>
-          <w:t>11</w:t>
-        </w:r>
-        <w:r>
-          <w:rPr>
-            <w:noProof/>
-            <w:webHidden/>
-          </w:rPr>
-          <w:fldChar w:fldCharType="end"/>
-        </w:r>
-      </w:hyperlink>
-    </w:p>
-    <w:p>
-      <w:pPr>
-        <w:pStyle w:val="TOC2"/>
-        <w:tabs>
-          <w:tab w:val="right" w:leader="dot" w:pos="9736"/>
-        </w:tabs>
-        <w:rPr>
-          <w:noProof/>
-        </w:rPr>
-      </w:pPr>
-      <w:hyperlink w:anchor="_Toc238739572" w:history="1">
-        <w:r>
-          <w:rPr>
-            <w:rStyle w:val="Hyperlink"/>
-            <w:noProof/>
-          </w:rPr>
-          <w:t>4.6 Notable Implementation Details</w:t>
-        </w:r>
-        <w:r>
-          <w:rPr>
-            <w:noProof/>
-            <w:webHidden/>
-          </w:rPr>
-          <w:tab/>
-        </w:r>
-        <w:r>
-          <w:rPr>
-            <w:noProof/>
-            <w:webHidden/>
-          </w:rPr>
-          <w:fldChar w:fldCharType="begin"/>
-        </w:r>
-        <w:r>
-          <w:rPr>
-            <w:noProof/>
-            <w:webHidden/>
-          </w:rPr>
-          <w:instrText xml:space="preserve"> PAGEREF _Toc238739572 \h </w:instrText>
-        </w:r>
-        <w:r>
-          <w:rPr>
-            <w:noProof/>
-            <w:webHidden/>
-          </w:rPr>
-        </w:r>
-        <w:r>
-          <w:rPr>
-            <w:noProof/>
-            <w:webHidden/>
-          </w:rPr>
-          <w:fldChar w:fldCharType="separate"/>
-        </w:r>
-        <w:r>
-          <w:rPr>
-            <w:noProof/>
-            <w:webHidden/>
-          </w:rPr>
-          <w:t>11</w:t>
+          <w:t>13</w:t>
         </w:r>
         <w:r>
           <w:rPr>
@@ -2103,19 +2299,25 @@
       <w:pPr>
         <w:pStyle w:val="TOC1"/>
         <w:tabs>
-          <w:tab w:val="right" w:leader="dot" w:pos="9736"/>
+          <w:tab w:val="right" w:leader="dot" w:pos="10070"/>
         </w:tabs>
         <w:rPr>
+          <w:rFonts w:asciiTheme="minorHAnsi" w:hAnsiTheme="minorHAnsi"/>
           <w:noProof/>
+          <w:kern w:val="2"/>
+          <w:sz w:val="24"/>
+          <w:szCs w:val="24"/>
+          <w:lang w:val="en-IN" w:eastAsia="en-IN"/>
+          <w14:ligatures w14:val="standardContextual"/>
         </w:rPr>
       </w:pPr>
-      <w:hyperlink w:anchor="_Toc238739573" w:history="1">
+      <w:hyperlink w:anchor="_Toc240070193" w:history="1">
         <w:r>
           <w:rPr>
             <w:rStyle w:val="Hyperlink"/>
             <w:noProof/>
           </w:rPr>
-          <w:t>5. Firmware-GUI Interface (Serial Protocol)</w:t>
+          <w:t>7 Known Limitations</w:t>
         </w:r>
         <w:r>
           <w:rPr>
@@ -2136,7 +2338,7 @@
             <w:noProof/>
             <w:webHidden/>
           </w:rPr>
-          <w:instrText xml:space="preserve"> PAGEREF _Toc238739573 \h </w:instrText>
+          <w:instrText xml:space="preserve"> PAGEREF _Toc240070193 \h </w:instrText>
         </w:r>
         <w:r>
           <w:rPr>
@@ -2156,143 +2358,7 @@
             <w:noProof/>
             <w:webHidden/>
           </w:rPr>
-          <w:t>12</w:t>
-        </w:r>
-        <w:r>
-          <w:rPr>
-            <w:noProof/>
-            <w:webHidden/>
-          </w:rPr>
-          <w:fldChar w:fldCharType="end"/>
-        </w:r>
-      </w:hyperlink>
-    </w:p>
-    <w:p>
-      <w:pPr>
-        <w:pStyle w:val="TOC2"/>
-        <w:tabs>
-          <w:tab w:val="right" w:leader="dot" w:pos="9736"/>
-        </w:tabs>
-        <w:rPr>
-          <w:noProof/>
-        </w:rPr>
-      </w:pPr>
-      <w:hyperlink w:anchor="_Toc238739574" w:history="1">
-        <w:r>
-          <w:rPr>
-            <w:rStyle w:val="Hyperlink"/>
-            <w:noProof/>
-          </w:rPr>
-          <w:t>5.1 Commands</w:t>
-        </w:r>
-        <w:r>
-          <w:rPr>
-            <w:noProof/>
-            <w:webHidden/>
-          </w:rPr>
-          <w:tab/>
-        </w:r>
-        <w:r>
-          <w:rPr>
-            <w:noProof/>
-            <w:webHidden/>
-          </w:rPr>
-          <w:fldChar w:fldCharType="begin"/>
-        </w:r>
-        <w:r>
-          <w:rPr>
-            <w:noProof/>
-            <w:webHidden/>
-          </w:rPr>
-          <w:instrText xml:space="preserve"> PAGEREF _Toc238739574 \h </w:instrText>
-        </w:r>
-        <w:r>
-          <w:rPr>
-            <w:noProof/>
-            <w:webHidden/>
-          </w:rPr>
-        </w:r>
-        <w:r>
-          <w:rPr>
-            <w:noProof/>
-            <w:webHidden/>
-          </w:rPr>
-          <w:fldChar w:fldCharType="separate"/>
-        </w:r>
-        <w:r>
-          <w:rPr>
-            <w:noProof/>
-            <w:webHidden/>
-          </w:rPr>
-          <w:t>12</w:t>
-        </w:r>
-        <w:r>
-          <w:rPr>
-            <w:noProof/>
-            <w:webHidden/>
-          </w:rPr>
-          <w:fldChar w:fldCharType="end"/>
-        </w:r>
-      </w:hyperlink>
-    </w:p>
-    <w:p>
-      <w:pPr>
-        <w:pStyle w:val="TOC2"/>
-        <w:tabs>
-          <w:tab w:val="right" w:leader="dot" w:pos="9736"/>
-        </w:tabs>
-        <w:rPr>
-          <w:noProof/>
-        </w:rPr>
-      </w:pPr>
-      <w:hyperlink w:anchor="_Toc238739575" w:history="1">
-        <w:r>
-          <w:rPr>
-            <w:rStyle w:val="Hyperlink"/>
-            <w:noProof/>
-          </w:rPr>
-          <w:t>5.2 Events and Error Codes</w:t>
-        </w:r>
-        <w:r>
-          <w:rPr>
-            <w:noProof/>
-            <w:webHidden/>
-          </w:rPr>
-          <w:tab/>
-        </w:r>
-        <w:r>
-          <w:rPr>
-            <w:noProof/>
-            <w:webHidden/>
-          </w:rPr>
-          <w:fldChar w:fldCharType="begin"/>
-        </w:r>
-        <w:r>
-          <w:rPr>
-            <w:noProof/>
-            <w:webHidden/>
-          </w:rPr>
-          <w:instrText xml:space="preserve"> PAGEREF _Toc238739575 \h </w:instrText>
-        </w:r>
-        <w:r>
-          <w:rPr>
-            <w:noProof/>
-            <w:webHidden/>
-          </w:rPr>
-        </w:r>
-        <w:r>
-          <w:rPr>
-            <w:noProof/>
-            <w:webHidden/>
-          </w:rPr>
-          <w:fldChar w:fldCharType="separate"/>
-        </w:r>
-        <w:r>
-          <w:rPr>
-            <w:noProof/>
-            <w:webHidden/>
-          </w:rPr>
-          <w:t>12</w:t>
+          <w:t>14</w:t>
         </w:r>
         <w:r>
           <w:rPr>
@@ -2307,19 +2373,25 @@
       <w:pPr>
         <w:pStyle w:val="TOC1"/>
         <w:tabs>
-          <w:tab w:val="right" w:leader="dot" w:pos="9736"/>
+          <w:tab w:val="right" w:leader="dot" w:pos="10070"/>
         </w:tabs>
         <w:rPr>
+          <w:rFonts w:asciiTheme="minorHAnsi" w:hAnsiTheme="minorHAnsi"/>
           <w:noProof/>
+          <w:kern w:val="2"/>
+          <w:sz w:val="24"/>
+          <w:szCs w:val="24"/>
+          <w:lang w:val="en-IN" w:eastAsia="en-IN"/>
+          <w14:ligatures w14:val="standardContextual"/>
         </w:rPr>
       </w:pPr>
-      <w:hyperlink w:anchor="_Toc238739576" w:history="1">
+      <w:hyperlink w:anchor="_Toc240070194" w:history="1">
         <w:r>
           <w:rPr>
             <w:rStyle w:val="Hyperlink"/>
             <w:noProof/>
           </w:rPr>
-          <w:t>6. Key Design Decisions</w:t>
+          <w:t>Appendix A: System Reference</w:t>
         </w:r>
         <w:r>
           <w:rPr>
@@ -2340,7 +2412,7 @@
             <w:noProof/>
             <w:webHidden/>
           </w:rPr>
-          <w:instrText xml:space="preserve"> PAGEREF _Toc238739576 \h </w:instrText>
+          <w:instrText xml:space="preserve"> PAGEREF _Toc240070194 \h </w:instrText>
         </w:r>
         <w:r>
           <w:rPr>
@@ -2360,7 +2432,7 @@
             <w:noProof/>
             <w:webHidden/>
           </w:rPr>
-          <w:t>13</w:t>
+          <w:t>15</w:t>
         </w:r>
         <w:r>
           <w:rPr>
@@ -2375,19 +2447,25 @@
       <w:pPr>
         <w:pStyle w:val="TOC1"/>
         <w:tabs>
-          <w:tab w:val="right" w:leader="dot" w:pos="9736"/>
+          <w:tab w:val="right" w:leader="dot" w:pos="10070"/>
         </w:tabs>
         <w:rPr>
+          <w:rFonts w:asciiTheme="minorHAnsi" w:hAnsiTheme="minorHAnsi"/>
           <w:noProof/>
+          <w:kern w:val="2"/>
+          <w:sz w:val="24"/>
+          <w:szCs w:val="24"/>
+          <w:lang w:val="en-IN" w:eastAsia="en-IN"/>
+          <w14:ligatures w14:val="standardContextual"/>
         </w:rPr>
       </w:pPr>
-      <w:hyperlink w:anchor="_Toc238739577" w:history="1">
+      <w:hyperlink w:anchor="_Toc240070195" w:history="1">
         <w:r>
           <w:rPr>
             <w:rStyle w:val="Hyperlink"/>
             <w:noProof/>
           </w:rPr>
-          <w:t>7. Known Limitations</w:t>
+          <w:t>Appendix B: Glossary</w:t>
         </w:r>
         <w:r>
           <w:rPr>
@@ -2408,143 +2486,7 @@
             <w:noProof/>
             <w:webHidden/>
           </w:rPr>
-          <w:instrText xml:space="preserve"> PAGEREF _Toc238739577 \h </w:instrText>
-        </w:r>
-        <w:r>
-          <w:rPr>
-            <w:noProof/>
-            <w:webHidden/>
-          </w:rPr>
-        </w:r>
-        <w:r>
-          <w:rPr>
-            <w:noProof/>
-            <w:webHidden/>
-          </w:rPr>
-          <w:fldChar w:fldCharType="separate"/>
-        </w:r>
-        <w:r>
-          <w:rPr>
-            <w:noProof/>
-            <w:webHidden/>
-          </w:rPr>
-          <w:t>13</w:t>
-        </w:r>
-        <w:r>
-          <w:rPr>
-            <w:noProof/>
-            <w:webHidden/>
-          </w:rPr>
-          <w:fldChar w:fldCharType="end"/>
-        </w:r>
-      </w:hyperlink>
-    </w:p>
-    <w:p>
-      <w:pPr>
-        <w:pStyle w:val="TOC1"/>
-        <w:tabs>
-          <w:tab w:val="right" w:leader="dot" w:pos="9736"/>
-        </w:tabs>
-        <w:rPr>
-          <w:noProof/>
-        </w:rPr>
-      </w:pPr>
-      <w:hyperlink w:anchor="_Toc238739578" w:history="1">
-        <w:r>
-          <w:rPr>
-            <w:rStyle w:val="Hyperlink"/>
-            <w:noProof/>
-          </w:rPr>
-          <w:t>Appendix A: System Reference</w:t>
-        </w:r>
-        <w:r>
-          <w:rPr>
-            <w:noProof/>
-            <w:webHidden/>
-          </w:rPr>
-          <w:tab/>
-        </w:r>
-        <w:r>
-          <w:rPr>
-            <w:noProof/>
-            <w:webHidden/>
-          </w:rPr>
-          <w:fldChar w:fldCharType="begin"/>
-        </w:r>
-        <w:r>
-          <w:rPr>
-            <w:noProof/>
-            <w:webHidden/>
-          </w:rPr>
-          <w:instrText xml:space="preserve"> PAGEREF _Toc238739578 \h </w:instrText>
-        </w:r>
-        <w:r>
-          <w:rPr>
-            <w:noProof/>
-            <w:webHidden/>
-          </w:rPr>
-        </w:r>
-        <w:r>
-          <w:rPr>
-            <w:noProof/>
-            <w:webHidden/>
-          </w:rPr>
-          <w:fldChar w:fldCharType="separate"/>
-        </w:r>
-        <w:r>
-          <w:rPr>
-            <w:noProof/>
-            <w:webHidden/>
-          </w:rPr>
-          <w:t>15</w:t>
-        </w:r>
-        <w:r>
-          <w:rPr>
-            <w:noProof/>
-            <w:webHidden/>
-          </w:rPr>
-          <w:fldChar w:fldCharType="end"/>
-        </w:r>
-      </w:hyperlink>
-    </w:p>
-    <w:p>
-      <w:pPr>
-        <w:pStyle w:val="TOC1"/>
-        <w:tabs>
-          <w:tab w:val="right" w:leader="dot" w:pos="9736"/>
-        </w:tabs>
-        <w:rPr>
-          <w:noProof/>
-        </w:rPr>
-      </w:pPr>
-      <w:hyperlink w:anchor="_Toc238739579" w:history="1">
-        <w:r>
-          <w:rPr>
-            <w:rStyle w:val="Hyperlink"/>
-            <w:noProof/>
-          </w:rPr>
-          <w:t>Appendix B: Glossary</w:t>
-        </w:r>
-        <w:r>
-          <w:rPr>
-            <w:noProof/>
-            <w:webHidden/>
-          </w:rPr>
-          <w:tab/>
-        </w:r>
-        <w:r>
-          <w:rPr>
-            <w:noProof/>
-            <w:webHidden/>
-          </w:rPr>
-          <w:fldChar w:fldCharType="begin"/>
-        </w:r>
-        <w:r>
-          <w:rPr>
-            <w:noProof/>
-            <w:webHidden/>
-          </w:rPr>
-          <w:instrText xml:space="preserve"> PAGEREF _Toc238739579 \h </w:instrText>
+          <w:instrText xml:space="preserve"> PAGEREF _Toc240070195 \h </w:instrText>
         </w:r>
         <w:r>
           <w:rPr>
@@ -2577,22 +2519,20 @@
     </w:p>
     <w:p>
       <w:r>
+        <w:lastRenderedPageBreak/>
         <w:fldChar w:fldCharType="end"/>
-      </w:r>
-    </w:p>
-    <w:p>
-      <w:r>
-        <w:br w:type="page"/>
       </w:r>
     </w:p>
     <w:p>
       <w:pPr>
         <w:pStyle w:val="Heading1"/>
       </w:pPr>
-      <w:bookmarkStart w:id="2" w:name="_Toc238739551"/>
+      <w:bookmarkStart w:id="1" w:name="_Toc238739551"/>
+      <w:bookmarkStart w:id="2" w:name="_Toc240070167"/>
       <w:r>
-        <w:t>1. Introduction</w:t>
+        <w:t>Introduction</w:t>
       </w:r>
+      <w:bookmarkEnd w:id="1"/>
       <w:bookmarkEnd w:id="2"/>
     </w:p>
     <w:p>
@@ -2600,10 +2540,12 @@
         <w:pStyle w:val="Heading2"/>
       </w:pPr>
       <w:bookmarkStart w:id="3" w:name="_Toc238739552"/>
+      <w:bookmarkStart w:id="4" w:name="_Toc240070168"/>
       <w:r>
-        <w:t>1.1 Purpose</w:t>
+        <w:t>Purpose</w:t>
       </w:r>
       <w:bookmarkEnd w:id="3"/>
+      <w:bookmarkEnd w:id="4"/>
     </w:p>
     <w:p>
       <w:r>
@@ -2614,11 +2556,13 @@
       <w:pPr>
         <w:pStyle w:val="Heading2"/>
       </w:pPr>
-      <w:bookmarkStart w:id="4" w:name="_Toc238739553"/>
+      <w:bookmarkStart w:id="5" w:name="_Toc238739553"/>
+      <w:bookmarkStart w:id="6" w:name="_Toc240070169"/>
       <w:r>
-        <w:t>1.2 Scope</w:t>
+        <w:t>Scope</w:t>
       </w:r>
-      <w:bookmarkEnd w:id="4"/>
+      <w:bookmarkEnd w:id="5"/>
+      <w:bookmarkEnd w:id="6"/>
     </w:p>
     <w:p>
       <w:r>
@@ -2629,11 +2573,13 @@
       <w:pPr>
         <w:pStyle w:val="Heading2"/>
       </w:pPr>
-      <w:bookmarkStart w:id="5" w:name="_Toc238739554"/>
+      <w:bookmarkStart w:id="7" w:name="_Toc238739554"/>
+      <w:bookmarkStart w:id="8" w:name="_Toc240070170"/>
       <w:r>
-        <w:t>1.3 How to Read the Call-Hierarchy Trees</w:t>
+        <w:t>How to Read the Call-Hierarchy Trees</w:t>
       </w:r>
-      <w:bookmarkEnd w:id="5"/>
+      <w:bookmarkEnd w:id="7"/>
+      <w:bookmarkEnd w:id="8"/>
     </w:p>
     <w:p>
       <w:r>
@@ -2701,11 +2647,13 @@
       <w:pPr>
         <w:pStyle w:val="Heading2"/>
       </w:pPr>
-      <w:bookmarkStart w:id="6" w:name="_Toc238739555"/>
+      <w:bookmarkStart w:id="9" w:name="_Toc238739555"/>
+      <w:bookmarkStart w:id="10" w:name="_Toc240070171"/>
       <w:r>
-        <w:t>1.4 Definitions and Abbreviations</w:t>
+        <w:t>Definitions and Abbreviations</w:t>
       </w:r>
-      <w:bookmarkEnd w:id="6"/>
+      <w:bookmarkEnd w:id="9"/>
+      <w:bookmarkEnd w:id="10"/>
     </w:p>
     <w:tbl>
       <w:tblPr>
@@ -2785,7 +2733,7 @@
               <w:rPr>
                 <w:sz w:val="19"/>
               </w:rPr>
-              <w:t>Microcontroller Unit — the single processor chip that runs the firmware.</w:t>
+              <w:t>Microcontroller Unit: the single processor chip that runs the firmware.</w:t>
             </w:r>
           </w:p>
         </w:tc>
@@ -2965,7 +2913,7 @@
               <w:rPr>
                 <w:sz w:val="19"/>
               </w:rPr>
-              <w:t>Programmable Gain Amplifier — sets how much a small signal is amplified before it is measured.</w:t>
+              <w:t>Programmable Gain Amplifier: sets how much a small signal is amplified before it is measured.</w:t>
             </w:r>
           </w:p>
         </w:tc>
@@ -3048,11 +2996,14 @@
       <w:pPr>
         <w:pStyle w:val="Heading2"/>
       </w:pPr>
-      <w:bookmarkStart w:id="7" w:name="_Toc238739556"/>
+      <w:bookmarkStart w:id="11" w:name="_Toc238739556"/>
+      <w:bookmarkStart w:id="12" w:name="_Toc240070172"/>
       <w:r>
-        <w:t>1.5 References</w:t>
+        <w:lastRenderedPageBreak/>
+        <w:t>References</w:t>
       </w:r>
-      <w:bookmarkEnd w:id="7"/>
+      <w:bookmarkEnd w:id="11"/>
+      <w:bookmarkEnd w:id="12"/>
     </w:p>
     <w:p>
       <w:pPr>
@@ -3074,15 +3025,17 @@
       <w:pPr>
         <w:pStyle w:val="Heading1"/>
       </w:pPr>
-      <w:bookmarkStart w:id="8" w:name="_Toc238739557"/>
+      <w:bookmarkStart w:id="13" w:name="_Toc238739557"/>
+      <w:bookmarkStart w:id="14" w:name="_Toc240070173"/>
       <w:r>
-        <w:t>2. System Overview</w:t>
+        <w:t>System Overview</w:t>
       </w:r>
-      <w:bookmarkEnd w:id="8"/>
+      <w:bookmarkEnd w:id="13"/>
+      <w:bookmarkEnd w:id="14"/>
     </w:p>
     <w:p>
       <w:r>
-        <w:t>The HT_MK1 tests up to 256 wires in a harness in three stages — continuity, 4-wire (Kelvin) resistance, and 500 V insulation. The software is two programs that talk over a serial link:</w:t>
+        <w:t>The HT_MK1 tests up to 256 wires in a harness in three stages: continuity, 4-wire (Kelvin) resistance, and 500 V insulation. The software is two programs that talk over a serial link:</w:t>
       </w:r>
     </w:p>
     <w:tbl>
@@ -3248,7 +3201,7 @@
               <w:rPr>
                 <w:sz w:val="19"/>
               </w:rPr>
-              <w:t>Sends commands, receives results, manages netlists. No test logic of its own — it is a client of the firmware's serial protocol (Section 5).</w:t>
+              <w:t>Sends commands, receives results, manages netlists. No test logic of its own; it is a client of the firmware's serial protocol (Section 5).</w:t>
             </w:r>
           </w:p>
         </w:tc>
@@ -3259,21 +3212,25 @@
       <w:pPr>
         <w:pStyle w:val="Heading1"/>
       </w:pPr>
-      <w:bookmarkStart w:id="9" w:name="_Toc238739558"/>
+      <w:bookmarkStart w:id="15" w:name="_Toc238739558"/>
+      <w:bookmarkStart w:id="16" w:name="_Toc240070174"/>
       <w:r>
-        <w:t>3. Firmware — Architecture and Call Hierarchy</w:t>
+        <w:t>Firmware Architecture and Call Hierarchy</w:t>
       </w:r>
-      <w:bookmarkEnd w:id="9"/>
+      <w:bookmarkEnd w:id="15"/>
+      <w:bookmarkEnd w:id="16"/>
     </w:p>
     <w:p>
       <w:pPr>
         <w:pStyle w:val="Heading2"/>
       </w:pPr>
-      <w:bookmarkStart w:id="10" w:name="_Toc238739559"/>
+      <w:bookmarkStart w:id="17" w:name="_Toc238739559"/>
+      <w:bookmarkStart w:id="18" w:name="_Toc240070175"/>
       <w:r>
-        <w:t>3.1 File Layout</w:t>
+        <w:t>File Layout</w:t>
       </w:r>
-      <w:bookmarkEnd w:id="10"/>
+      <w:bookmarkEnd w:id="17"/>
+      <w:bookmarkEnd w:id="18"/>
     </w:p>
     <w:tbl>
       <w:tblPr>
@@ -3603,18 +3560,20 @@
     <w:p/>
     <w:p>
       <w:r>
-        <w:t>Each layer only calls into the layer(s) below it — app/ calls test/ and cards/, test/ calls cards/ and drivers/, cards/ calls drivers/. Nothing in drivers/ or cards/ calls upward into test/ or app/.</w:t>
+        <w:t>Each layer only calls into the layer(s) below it: app/ calls test/ and cards/, test/ calls cards/ and drivers/, cards/ calls drivers/. Nothing in drivers/ or cards/ calls upward into test/ or app/.</w:t>
       </w:r>
     </w:p>
     <w:p>
       <w:pPr>
         <w:pStyle w:val="Heading2"/>
       </w:pPr>
-      <w:bookmarkStart w:id="11" w:name="_Toc238739560"/>
+      <w:bookmarkStart w:id="19" w:name="_Toc238739560"/>
+      <w:bookmarkStart w:id="20" w:name="_Toc240070176"/>
       <w:r>
-        <w:t>3.2 Startup Call Hierarchy</w:t>
+        <w:t>Startup Call Hierarchy</w:t>
       </w:r>
-      <w:bookmarkEnd w:id="11"/>
+      <w:bookmarkEnd w:id="19"/>
+      <w:bookmarkEnd w:id="20"/>
     </w:p>
     <w:p>
       <w:pPr>
@@ -3636,13 +3595,6 @@
           <w:sz w:val="18"/>
         </w:rPr>
         <w:br/>
-      </w:r>
-      <w:r>
-        <w:rPr>
-          <w:rFonts w:ascii="Consolas" w:hAnsi="Consolas"/>
-          <w:color w:val="202020"/>
-          <w:sz w:val="18"/>
-        </w:rPr>
         <w:t>├── HAL_Init(), SystemClock_Config()</w:t>
       </w:r>
       <w:r>
@@ -3652,6 +3604,14 @@
           <w:sz w:val="18"/>
         </w:rPr>
         <w:br/>
+      </w:r>
+      <w:r>
+        <w:rPr>
+          <w:rFonts w:ascii="Consolas" w:hAnsi="Consolas"/>
+          <w:color w:val="202020"/>
+          <w:sz w:val="18"/>
+        </w:rPr>
+        <w:lastRenderedPageBreak/>
         <w:t>├── MX_I2C2_Init(), MX_I2C3_Init(), MX_SPI1_Init(), MX_SPI2_Init(), MX_SPI3_Init(), ...</w:t>
       </w:r>
       <w:r>
@@ -3715,13 +3675,6 @@
           <w:sz w:val="18"/>
         </w:rPr>
         <w:br/>
-      </w:r>
-      <w:r>
-        <w:rPr>
-          <w:rFonts w:ascii="Consolas" w:hAnsi="Consolas"/>
-          <w:color w:val="202020"/>
-          <w:sz w:val="18"/>
-        </w:rPr>
         <w:t>│   └── board_init_temp()                           failure here is non-fatal</w:t>
       </w:r>
       <w:r>
@@ -3794,13 +3747,6 @@
           <w:sz w:val="18"/>
         </w:rPr>
         <w:br/>
-      </w:r>
-      <w:r>
-        <w:rPr>
-          <w:rFonts w:ascii="Consolas" w:hAnsi="Consolas"/>
-          <w:color w:val="202020"/>
-          <w:sz w:val="18"/>
-        </w:rPr>
         <w:t>└── osKernelStart()                                 (the four threads above begin running)</w:t>
       </w:r>
     </w:p>
@@ -3817,18 +3763,20 @@
     <w:p/>
     <w:p>
       <w:r>
-        <w:t>Board_Init() aborts the whole chain on the first failure, except board_init_temp() — a missing temperature sensor must not stop the electrical-test hardware from coming up. Board_IsReady() records the outcome; proto.c checks it before any hardware command.</w:t>
+        <w:t>Board_Init() aborts the whole chain on the first failure, except board_init_temp(): a missing temperature sensor must not stop the electrical-test hardware from coming up. Board_IsReady() records the outcome; proto.c checks it before any hardware command.</w:t>
       </w:r>
     </w:p>
     <w:p>
       <w:pPr>
         <w:pStyle w:val="Heading2"/>
       </w:pPr>
-      <w:bookmarkStart w:id="12" w:name="_Toc238739561"/>
+      <w:bookmarkStart w:id="21" w:name="_Toc238739561"/>
+      <w:bookmarkStart w:id="22" w:name="_Toc240070177"/>
       <w:r>
-        <w:t>3.3 Runtime Threads</w:t>
+        <w:t>Runtime Threads</w:t>
       </w:r>
-      <w:bookmarkEnd w:id="12"/>
+      <w:bookmarkEnd w:id="21"/>
+      <w:bookmarkEnd w:id="22"/>
     </w:p>
     <w:tbl>
       <w:tblPr>
@@ -4042,7 +3990,7 @@
               <w:rPr>
                 <w:sz w:val="19"/>
               </w:rPr>
-              <w:t>Reads bytes from the UART queue and feeds the protocol parser. Kept above tSequencer so a command — especially ABORT — is always received even mid-test.</w:t>
+              <w:t>Reads bytes from the UART queue and feeds the protocol parser. Kept above tSequencer so a command, especially ABORT, is always received even mid-test.</w:t>
             </w:r>
           </w:p>
         </w:tc>
@@ -4189,11 +4137,13 @@
       <w:pPr>
         <w:pStyle w:val="Heading2"/>
       </w:pPr>
-      <w:bookmarkStart w:id="13" w:name="_Toc238739562"/>
+      <w:bookmarkStart w:id="23" w:name="_Toc238739562"/>
+      <w:bookmarkStart w:id="24" w:name="_Toc240070178"/>
       <w:r>
-        <w:t>3.4 Function Reference — app/ (tasks.c, proto.c)</w:t>
+        <w:t>Function Reference: app/ (tasks.c, proto.c)</w:t>
       </w:r>
-      <w:bookmarkEnd w:id="13"/>
+      <w:bookmarkEnd w:id="23"/>
+      <w:bookmarkEnd w:id="24"/>
     </w:p>
     <w:tbl>
       <w:tblPr>
@@ -4290,7 +4240,14 @@
               <w:rPr>
                 <w:sz w:val="19"/>
               </w:rPr>
-              <w:t>Log_HwInit_LPUART1(), osMutexNew(), osMessageQueueNew() x2, osThreadNew() x4</w:t>
+              <w:t xml:space="preserve">Log_HwInit_LPUART1(), osMutexNew(), osMessageQueueNew() x2, </w:t>
+            </w:r>
+            <w:r>
+              <w:rPr>
+                <w:sz w:val="19"/>
+              </w:rPr>
+              <w:lastRenderedPageBreak/>
+              <w:t>osThreadNew() x4</w:t>
             </w:r>
           </w:p>
         </w:tc>
@@ -4306,6 +4263,7 @@
               <w:rPr>
                 <w:sz w:val="19"/>
               </w:rPr>
+              <w:lastRenderedPageBreak/>
               <w:t>One-time boot setup: logger, hardware mutex, command/rx queues, the four RTOS threads.</w:t>
             </w:r>
           </w:p>
@@ -4889,11 +4847,13 @@
       <w:pPr>
         <w:pStyle w:val="Heading2"/>
       </w:pPr>
-      <w:bookmarkStart w:id="14" w:name="_Toc238739563"/>
+      <w:bookmarkStart w:id="25" w:name="_Toc238739563"/>
+      <w:bookmarkStart w:id="26" w:name="_Toc240070179"/>
       <w:r>
-        <w:t>3.5 Function Reference — test/ and cards/</w:t>
+        <w:t>Function Reference: test/ and cards/</w:t>
       </w:r>
-      <w:bookmarkEnd w:id="14"/>
+      <w:bookmarkEnd w:id="25"/>
+      <w:bookmarkEnd w:id="26"/>
     </w:p>
     <w:tbl>
       <w:tblPr>
@@ -5042,7 +5002,14 @@
               <w:rPr>
                 <w:sz w:val="19"/>
               </w:rPr>
-              <w:t>MatrixCard_SetSensePaired(), MatrixCard_ConnectPair(), Frontend_SetMode(), ADS124S08_SetIdac(), ADS124S08_SetMux(), ADS124S08_SetGain(), ADS124S08_BypassPga(), ADS124S08_ConvertOnce(), ADS124S08_OhmsRatiometric(), ADS124S08_OhmsFromCurrent()</w:t>
+              <w:t xml:space="preserve">MatrixCard_SetSensePaired(), MatrixCard_ConnectPair(), Frontend_SetMode(), ADS124S08_SetIdac(), ADS124S08_SetMux(), ADS124S08_SetGain(), ADS124S08_BypassPga(), ADS124S08_ConvertOnce(), ADS124S08_OhmsRatiometric(), </w:t>
+            </w:r>
+            <w:r>
+              <w:rPr>
+                <w:sz w:val="19"/>
+              </w:rPr>
+              <w:lastRenderedPageBreak/>
+              <w:t>ADS124S08_OhmsFromCurrent()</w:t>
             </w:r>
           </w:p>
         </w:tc>
@@ -5058,6 +5025,7 @@
               <w:rPr>
                 <w:sz w:val="19"/>
               </w:rPr>
+              <w:lastRenderedPageBreak/>
               <w:t>Full 4-wire, auto-ranged, ratiometric resistance measurement. See Section 3.7 for the exact call order.</w:t>
             </w:r>
           </w:p>
@@ -5277,11 +5245,13 @@
       <w:pPr>
         <w:pStyle w:val="Heading2"/>
       </w:pPr>
-      <w:bookmarkStart w:id="15" w:name="_Toc238739564"/>
+      <w:bookmarkStart w:id="27" w:name="_Toc238739564"/>
+      <w:bookmarkStart w:id="28" w:name="_Toc240070180"/>
       <w:r>
-        <w:t>3.6 Runtime Call Hierarchy — RES RUN</w:t>
+        <w:t>Runtime Call Hierarchy: RES RUN</w:t>
       </w:r>
-      <w:bookmarkEnd w:id="15"/>
+      <w:bookmarkEnd w:id="27"/>
+      <w:bookmarkEnd w:id="28"/>
     </w:p>
     <w:p>
       <w:r>
@@ -5353,13 +5323,6 @@
           <w:sz w:val="18"/>
         </w:rPr>
         <w:br/>
-      </w:r>
-      <w:r>
-        <w:rPr>
-          <w:rFonts w:ascii="Consolas" w:hAnsi="Consolas"/>
-          <w:color w:val="202020"/>
-          <w:sz w:val="18"/>
-        </w:rPr>
         <w:t xml:space="preserve">                └── Tasks_PostCommand()  -&gt; osMessageQueuePut(s_cmdq)</w:t>
       </w:r>
       <w:r>
@@ -5432,13 +5395,6 @@
           <w:sz w:val="18"/>
         </w:rPr>
         <w:br/>
-      </w:r>
-      <w:r>
-        <w:rPr>
-          <w:rFonts w:ascii="Consolas" w:hAnsi="Consolas"/>
-          <w:color w:val="202020"/>
-          <w:sz w:val="18"/>
-        </w:rPr>
         <w:t xml:space="preserve">            ├── Frontend_SetMode(FRONTEND_MODE_IMPEDANCE)                cards/control_frontend.c</w:t>
       </w:r>
       <w:r>
@@ -5484,13 +5440,6 @@
           <w:sz w:val="18"/>
         </w:rPr>
         <w:br/>
-      </w:r>
-      <w:r>
-        <w:rPr>
-          <w:rFonts w:ascii="Consolas" w:hAnsi="Consolas"/>
-          <w:color w:val="202020"/>
-          <w:sz w:val="18"/>
-        </w:rPr>
         <w:t xml:space="preserve">        Proto_EvtRes() + Proto_EvtProgress()         [sent after every pair]</w:t>
       </w:r>
       <w:r>
@@ -5525,7 +5474,11 @@
     <w:p/>
     <w:p>
       <w:r>
-        <w:t>CONT RUN and INSUL RUN follow the identical two-chain shape — proto_exec() posts to the queue, SequencerTask() dequeues and calls run_continuity_all() / run_insulation_all() — substituting Continuity_TestPair() / Insulation_TestPair() for Kelvin_MeasurePair() inside the loop. INSUL RUN additionally requires INSUL ARM to have set the armed flag first, checked before the loop starts.</w:t>
+        <w:t xml:space="preserve">CONT RUN and INSUL RUN follow the identical two-chain shape: proto_exec() posts to the queue, and SequencerTask() dequeues and calls run_continuity_all() or run_insulation_all(), substituting </w:t>
+      </w:r>
+      <w:r>
+        <w:lastRenderedPageBreak/>
+        <w:t>Continuity_TestPair() or Insulation_TestPair() for Kelvin_MeasurePair() inside the loop. INSUL RUN additionally requires INSUL ARM to have set the armed flag first, checked before the loop starts.</w:t>
       </w:r>
     </w:p>
     <w:p>
@@ -5538,18 +5491,20 @@
         <w:t>ABORT</w:t>
       </w:r>
       <w:r>
-        <w:t xml:space="preserve"> does not go through the command queue at all — proto_exec() sets a flag inline and replies immediately, because tSequencer holds s_hwmtx for the whole run and a queued command could not preempt it. The run loops (run_resistance_all(), etc.) poll this flag after every pair.</w:t>
+        <w:t xml:space="preserve"> does not go through the command queue at all. proto_exec() sets a flag inline and replies immediately, because tSequencer holds s_hwmtx for the whole run and a queued command could not preempt it. The run loops (run_resistance_all(), etc.) poll this flag after every pair.</w:t>
       </w:r>
     </w:p>
     <w:p>
       <w:pPr>
         <w:pStyle w:val="Heading2"/>
       </w:pPr>
-      <w:bookmarkStart w:id="16" w:name="_Toc238739565"/>
+      <w:bookmarkStart w:id="29" w:name="_Toc238739565"/>
+      <w:bookmarkStart w:id="30" w:name="_Toc240070181"/>
       <w:r>
-        <w:t>3.7 Notable Implementation Details</w:t>
+        <w:t>Notable Implementation Details</w:t>
       </w:r>
-      <w:bookmarkEnd w:id="16"/>
+      <w:bookmarkEnd w:id="29"/>
+      <w:bookmarkEnd w:id="30"/>
     </w:p>
     <w:p>
       <w:r>
@@ -5561,7 +5516,7 @@
         <w:t>SafetyTask()</w:t>
       </w:r>
       <w:r>
-        <w:t xml:space="preserve"> — the entire independent safety backstop, unconditional on what the sequencer is doing:</w:t>
+        <w:t xml:space="preserve"> is the entire independent safety backstop, unconditional on what the sequencer is doing:</w:t>
       </w:r>
     </w:p>
     <w:p>
@@ -5629,13 +5584,6 @@
           <w:sz w:val="18"/>
         </w:rPr>
         <w:br/>
-      </w:r>
-      <w:r>
-        <w:rPr>
-          <w:rFonts w:ascii="Consolas" w:hAnsi="Consolas"/>
-          <w:color w:val="202020"/>
-          <w:sz w:val="18"/>
-        </w:rPr>
         <w:t xml:space="preserve">      if (osMutexAcquire(s_hwmtx, 50U) == osOK)</w:t>
       </w:r>
       <w:r>
@@ -5777,7 +5725,7 @@
         <w:t>Kelvin_MeasurePair()</w:t>
       </w:r>
       <w:r>
-        <w:t xml:space="preserve"> — the ratiometric calculation this test exists to make possible:</w:t>
+        <w:t xml:space="preserve"> implements the ratiometric calculation this test exists to make possible:</w:t>
       </w:r>
     </w:p>
     <w:p>
@@ -5809,13 +5757,6 @@
           <w:sz w:val="18"/>
         </w:rPr>
         <w:br/>
-      </w:r>
-      <w:r>
-        <w:rPr>
-          <w:rFonts w:ascii="Consolas" w:hAnsi="Consolas"/>
-          <w:color w:val="202020"/>
-          <w:sz w:val="18"/>
-        </w:rPr>
         <w:t xml:space="preserve">  res-&gt;resistance_ohm = ADS124S08_OhmsRatiometric(</w:t>
       </w:r>
       <w:r>
@@ -5915,21 +5856,26 @@
       <w:pPr>
         <w:pStyle w:val="Heading1"/>
       </w:pPr>
-      <w:bookmarkStart w:id="17" w:name="_Toc238739566"/>
+      <w:bookmarkStart w:id="31" w:name="_Toc238739566"/>
+      <w:bookmarkStart w:id="32" w:name="_Toc240070182"/>
       <w:r>
-        <w:t>4. GUI — Architecture and Call Hierarchy</w:t>
+        <w:lastRenderedPageBreak/>
+        <w:t>GUI Architecture and Call Hierarchy</w:t>
       </w:r>
-      <w:bookmarkEnd w:id="17"/>
+      <w:bookmarkEnd w:id="31"/>
+      <w:bookmarkEnd w:id="32"/>
     </w:p>
     <w:p>
       <w:pPr>
         <w:pStyle w:val="Heading2"/>
       </w:pPr>
-      <w:bookmarkStart w:id="18" w:name="_Toc238739567"/>
+      <w:bookmarkStart w:id="33" w:name="_Toc238739567"/>
+      <w:bookmarkStart w:id="34" w:name="_Toc240070183"/>
       <w:r>
-        <w:t>4.1 File Layout</w:t>
+        <w:t>File Layout</w:t>
       </w:r>
-      <w:bookmarkEnd w:id="18"/>
+      <w:bookmarkEnd w:id="33"/>
+      <w:bookmarkEnd w:id="34"/>
     </w:p>
     <w:tbl>
       <w:tblPr>
@@ -6094,7 +6040,7 @@
               <w:rPr>
                 <w:sz w:val="19"/>
               </w:rPr>
-              <w:t>Presentation primitives — colors, reusable widgets, canvas painters (wiring diagram, histogram).</w:t>
+              <w:t>Presentation primitives: colors, reusable widgets, canvas painters (wiring diagram, histogram).</w:t>
             </w:r>
           </w:p>
         </w:tc>
@@ -6198,7 +6144,7 @@
               <w:rPr>
                 <w:sz w:val="19"/>
               </w:rPr>
-              <w:t>The seven screens. Each is a thin layer that reads AppState and calls its methods — no protocol code here.</w:t>
+              <w:t>The seven screens. Each is a thin layer that reads AppState and calls its methods; no protocol code here.</w:t>
             </w:r>
           </w:p>
         </w:tc>
@@ -6209,11 +6155,13 @@
       <w:pPr>
         <w:pStyle w:val="Heading2"/>
       </w:pPr>
-      <w:bookmarkStart w:id="19" w:name="_Toc238739568"/>
+      <w:bookmarkStart w:id="35" w:name="_Toc238739568"/>
+      <w:bookmarkStart w:id="36" w:name="_Toc240070184"/>
       <w:r>
-        <w:t>4.2 Startup Call Hierarchy</w:t>
+        <w:t>Startup Call Hierarchy</w:t>
       </w:r>
-      <w:bookmarkEnd w:id="19"/>
+      <w:bookmarkEnd w:id="35"/>
+      <w:bookmarkEnd w:id="36"/>
     </w:p>
     <w:p>
       <w:pPr>
@@ -6253,13 +6201,6 @@
           <w:sz w:val="18"/>
         </w:rPr>
         <w:br/>
-      </w:r>
-      <w:r>
-        <w:rPr>
-          <w:rFonts w:ascii="Consolas" w:hAnsi="Consolas"/>
-          <w:color w:val="202020"/>
-          <w:sz w:val="18"/>
-        </w:rPr>
         <w:t>├── state.refreshPorts()</w:t>
       </w:r>
       <w:r>
@@ -6306,7 +6247,7 @@
           <w:color w:val="555555"/>
           <w:sz w:val="18"/>
         </w:rPr>
-        <w:t>lib/main.dart. There is no router — the visible screen is just a string field on AppState.</w:t>
+        <w:t>lib/main.dart. There is no router; the visible screen is just a string field on AppState.</w:t>
       </w:r>
     </w:p>
     <w:p/>
@@ -6314,11 +6255,13 @@
       <w:pPr>
         <w:pStyle w:val="Heading2"/>
       </w:pPr>
-      <w:bookmarkStart w:id="20" w:name="_Toc238739569"/>
+      <w:bookmarkStart w:id="37" w:name="_Toc238739569"/>
+      <w:bookmarkStart w:id="38" w:name="_Toc240070185"/>
       <w:r>
-        <w:t>4.3 Function/Method Reference</w:t>
+        <w:t>Function/Method Reference</w:t>
       </w:r>
-      <w:bookmarkEnd w:id="20"/>
+      <w:bookmarkEnd w:id="37"/>
+      <w:bookmarkEnd w:id="38"/>
     </w:p>
     <w:tbl>
       <w:tblPr>
@@ -6743,7 +6686,14 @@
               <w:rPr>
                 <w:sz w:val="19"/>
               </w:rPr>
-              <w:t>Writes the command bytes to the transport; logs and mirrors them to the wire log.</w:t>
+              <w:t xml:space="preserve">Writes the command bytes to the </w:t>
+            </w:r>
+            <w:r>
+              <w:rPr>
+                <w:sz w:val="19"/>
+              </w:rPr>
+              <w:lastRenderedPageBreak/>
+              <w:t>transport; logs and mirrors them to the wire log.</w:t>
             </w:r>
           </w:p>
         </w:tc>
@@ -6763,6 +6713,7 @@
               <w:rPr>
                 <w:sz w:val="19"/>
               </w:rPr>
+              <w:lastRenderedPageBreak/>
               <w:t>connection.dart : _handleIncoming()</w:t>
             </w:r>
           </w:p>
@@ -6910,11 +6861,13 @@
       <w:pPr>
         <w:pStyle w:val="Heading2"/>
       </w:pPr>
-      <w:bookmarkStart w:id="21" w:name="_Toc238739570"/>
+      <w:bookmarkStart w:id="39" w:name="_Toc238739570"/>
+      <w:bookmarkStart w:id="40" w:name="_Toc240070186"/>
       <w:r>
-        <w:t>4.4 Runtime Call Hierarchy — Button Press to Wire</w:t>
+        <w:t>Runtime Call Hierarchy: Button Press to Wire</w:t>
       </w:r>
-      <w:bookmarkEnd w:id="21"/>
+      <w:bookmarkEnd w:id="39"/>
+      <w:bookmarkEnd w:id="40"/>
     </w:p>
     <w:p>
       <w:pPr>
@@ -6990,13 +6943,6 @@
           <w:sz w:val="18"/>
         </w:rPr>
         <w:br/>
-      </w:r>
-      <w:r>
-        <w:rPr>
-          <w:rFonts w:ascii="Consolas" w:hAnsi="Consolas"/>
-          <w:color w:val="202020"/>
-          <w:sz w:val="18"/>
-        </w:rPr>
         <w:t xml:space="preserve">                    └── await entry.completer.future           [resolves on the matching '&lt;' reply, 2 s timeout]</w:t>
       </w:r>
       <w:r>
@@ -7033,11 +6979,13 @@
       <w:pPr>
         <w:pStyle w:val="Heading2"/>
       </w:pPr>
-      <w:bookmarkStart w:id="22" w:name="_Toc238739571"/>
+      <w:bookmarkStart w:id="41" w:name="_Toc238739571"/>
+      <w:bookmarkStart w:id="42" w:name="_Toc240070187"/>
       <w:r>
-        <w:t>4.5 Runtime Call Hierarchy — Incoming Line to Screen Update</w:t>
+        <w:t>Runtime Call Hierarchy: Incoming Line to Screen Update</w:t>
       </w:r>
-      <w:bookmarkEnd w:id="22"/>
+      <w:bookmarkEnd w:id="41"/>
+      <w:bookmarkEnd w:id="42"/>
     </w:p>
     <w:p>
       <w:pPr>
@@ -7059,13 +7007,6 @@
           <w:sz w:val="18"/>
         </w:rPr>
         <w:br/>
-      </w:r>
-      <w:r>
-        <w:rPr>
-          <w:rFonts w:ascii="Consolas" w:hAnsi="Consolas"/>
-          <w:color w:val="202020"/>
-          <w:sz w:val="18"/>
-        </w:rPr>
         <w:t>└── LineFramer.feed()                                  htproto/connection.dart</w:t>
       </w:r>
       <w:r>
@@ -7129,13 +7070,6 @@
           <w:sz w:val="18"/>
         </w:rPr>
         <w:br/>
-      </w:r>
-      <w:r>
-        <w:rPr>
-          <w:rFonts w:ascii="Consolas" w:hAnsi="Consolas"/>
-          <w:color w:val="202020"/>
-          <w:sz w:val="18"/>
-        </w:rPr>
         <w:t xml:space="preserve">                ├── ContResult()  -&gt; _onCont(m)</w:t>
       </w:r>
       <w:r>
@@ -7199,11 +7133,14 @@
       <w:pPr>
         <w:pStyle w:val="Heading2"/>
       </w:pPr>
-      <w:bookmarkStart w:id="23" w:name="_Toc238739572"/>
+      <w:bookmarkStart w:id="43" w:name="_Toc238739572"/>
+      <w:bookmarkStart w:id="44" w:name="_Toc240070188"/>
       <w:r>
-        <w:t>4.6 Notable Implementation Details</w:t>
+        <w:lastRenderedPageBreak/>
+        <w:t>Notable Implementation Details</w:t>
       </w:r>
-      <w:bookmarkEnd w:id="23"/>
+      <w:bookmarkEnd w:id="43"/>
+      <w:bookmarkEnd w:id="44"/>
     </w:p>
     <w:p>
       <w:r>
@@ -7212,10 +7149,7 @@
           <w:color w:val="8B0000"/>
           <w:sz w:val="20"/>
         </w:rPr>
-        <w:t>codec.dart : commands.contRun()</w:t>
-      </w:r>
-      <w:r>
-        <w:t xml:space="preserve"> — how a typed call becomes an exact wire command:</w:t>
+        <w:t>codec.dart : commands.contRun(), showing how a typed call becomes an exact wire command:</w:t>
       </w:r>
     </w:p>
     <w:p>
@@ -7254,7 +7188,7 @@
     <w:p/>
     <w:p>
       <w:r>
-        <w:t>Netlist connector-ID handling (netlist_file.dart): a netlist file can reuse the same connector ID for two different roles — its own mated pair, and a reference from a different connector's row. Treating both as one combined pin range let a foreign reference silently widen a connector's guessed size. The fix tracks native and foreign observations separately:</w:t>
+        <w:t>Netlist connector-ID handling (netlist_file.dart): a netlist file can reuse the same connector ID for two different roles: its own mated pair, and a reference from a different connector's row. Treating both as one combined pin range let a foreign reference silently widen a connector's guessed size. The fix tracks native and foreign observations separately:</w:t>
       </w:r>
     </w:p>
     <w:p>
@@ -7286,13 +7220,6 @@
           <w:sz w:val="18"/>
         </w:rPr>
         <w:br/>
-      </w:r>
-      <w:r>
-        <w:rPr>
-          <w:rFonts w:ascii="Consolas" w:hAnsi="Consolas"/>
-          <w:color w:val="202020"/>
-          <w:sz w:val="18"/>
-        </w:rPr>
         <w:t xml:space="preserve">  int? foreignSrcMin, foreignSrcMax; // OTHER connectors' rows that merely</w:t>
       </w:r>
       <w:r>
@@ -7347,11 +7274,13 @@
       <w:pPr>
         <w:pStyle w:val="Heading1"/>
       </w:pPr>
-      <w:bookmarkStart w:id="24" w:name="_Toc238739573"/>
+      <w:bookmarkStart w:id="45" w:name="_Toc238739573"/>
+      <w:bookmarkStart w:id="46" w:name="_Toc240070189"/>
       <w:r>
-        <w:t>5. Firmware-GUI Interface (Serial Protocol)</w:t>
+        <w:t>Firmware-GUI Interface (Serial Protocol)</w:t>
       </w:r>
-      <w:bookmarkEnd w:id="24"/>
+      <w:bookmarkEnd w:id="45"/>
+      <w:bookmarkEnd w:id="46"/>
     </w:p>
     <w:p>
       <w:r>
@@ -7508,7 +7437,7 @@
               <w:rPr>
                 <w:sz w:val="19"/>
               </w:rPr>
-              <w:t>An event sent by the firmware on its own — a result, a progress update, a state change.</w:t>
+              <w:t>An event sent by the firmware on its own: a result, a progress update, or a state change.</w:t>
             </w:r>
           </w:p>
         </w:tc>
@@ -7555,11 +7484,13 @@
       <w:pPr>
         <w:pStyle w:val="Heading2"/>
       </w:pPr>
-      <w:bookmarkStart w:id="25" w:name="_Toc238739574"/>
+      <w:bookmarkStart w:id="47" w:name="_Toc238739574"/>
+      <w:bookmarkStart w:id="48" w:name="_Toc240070190"/>
       <w:r>
-        <w:t>5.1 Commands</w:t>
+        <w:t>Commands</w:t>
       </w:r>
-      <w:bookmarkEnd w:id="25"/>
+      <w:bookmarkEnd w:id="47"/>
+      <w:bookmarkEnd w:id="48"/>
     </w:p>
     <w:tbl>
       <w:tblPr>
@@ -7900,6 +7831,7 @@
               <w:rPr>
                 <w:sz w:val="19"/>
               </w:rPr>
+              <w:lastRenderedPageBreak/>
               <w:t>RES RUN</w:t>
             </w:r>
           </w:p>
@@ -8192,7 +8124,7 @@
               <w:rPr>
                 <w:sz w:val="19"/>
               </w:rPr>
-              <w:t>Always ERR EHW — driving one HV relay by hand is not permitted.</w:t>
+              <w:t>Always ERR EHW: driving one HV relay by hand is not permitted.</w:t>
             </w:r>
           </w:p>
         </w:tc>
@@ -8255,11 +8187,13 @@
       <w:pPr>
         <w:pStyle w:val="Heading2"/>
       </w:pPr>
-      <w:bookmarkStart w:id="26" w:name="_Toc238739575"/>
+      <w:bookmarkStart w:id="49" w:name="_Toc238739575"/>
+      <w:bookmarkStart w:id="50" w:name="_Toc240070191"/>
       <w:r>
-        <w:t>5.2 Events and Error Codes</w:t>
+        <w:t>Events and Error Codes</w:t>
       </w:r>
-      <w:bookmarkEnd w:id="26"/>
+      <w:bookmarkEnd w:id="49"/>
+      <w:bookmarkEnd w:id="50"/>
     </w:p>
     <w:tbl>
       <w:tblPr>
@@ -8795,11 +8729,13 @@
       <w:pPr>
         <w:pStyle w:val="Heading1"/>
       </w:pPr>
-      <w:bookmarkStart w:id="27" w:name="_Toc238739576"/>
+      <w:bookmarkStart w:id="51" w:name="_Toc238739576"/>
+      <w:bookmarkStart w:id="52" w:name="_Toc240070192"/>
       <w:r>
-        <w:t>6. Key Design Decisions</w:t>
+        <w:t>Key Design Decisions</w:t>
       </w:r>
-      <w:bookmarkEnd w:id="27"/>
+      <w:bookmarkEnd w:id="51"/>
+      <w:bookmarkEnd w:id="52"/>
     </w:p>
     <w:p>
       <w:r>
@@ -8811,7 +8747,7 @@
     </w:p>
     <w:p>
       <w:r>
-        <w:t>An earlier design measured resistance using two connections only, so switch resistance added error to every reading. A second, separate sense path was added that carries no current, so it adds no error — see MatrixCard_SetSensePaired() in Section 3.5.</w:t>
+        <w:t>An earlier design measured resistance using two connections only, so switch resistance added error to every reading. A second, separate sense path was added that carries no current, so it adds no error. See MatrixCard_SetSensePaired() in Section 3.5.</w:t>
       </w:r>
     </w:p>
     <w:p>
@@ -8824,7 +8760,7 @@
     </w:p>
     <w:p>
       <w:r>
-        <w:t>The test current's own accuracy is not high enough on its own. Kelvin_MeasurePair() also reads a precision reference resistor using the same current and computes the result as a ratio (ADS124S08_OhmsRatiometric(), Section 3.7) — this cancels the current source's error out of the result entirely.</w:t>
+        <w:t>The test current's own accuracy is not high enough on its own. Kelvin_MeasurePair() also reads a precision reference resistor using the same current and computes the result as a ratio (ADS124S08_OhmsRatiometric(), Section 3.7); this cancels the current source's error out of the result entirely.</w:t>
       </w:r>
     </w:p>
     <w:p>
@@ -8837,6 +8773,7 @@
     </w:p>
     <w:p>
       <w:r>
+        <w:lastRenderedPageBreak/>
         <w:t>Insulation_TestPair() applies HV to one wire while grounding the rest and reads the leakage. Relays are only switched while HV is off (HvCard_ConnectPair() is always called before HvCard_SetVoltageFraction(), never after), to protect the relay contacts.</w:t>
       </w:r>
     </w:p>
@@ -8850,7 +8787,7 @@
     </w:p>
     <w:p>
       <w:r>
-        <w:t>The Matrix Card and every HV card use identical chip addresses on their shared I2C bus. Exactly one card's connection to that bus is enabled at a time — see board_init_hv() in Section 3.2.</w:t>
+        <w:t>The Matrix Card and every HV card use identical chip addresses on their shared I2C bus. Exactly one card's connection to that bus is enabled at a time. See board_init_hv() in Section 3.2.</w:t>
       </w:r>
     </w:p>
     <w:p>
@@ -8863,18 +8800,20 @@
     </w:p>
     <w:p>
       <w:r>
-        <w:t>tComms is given a higher priority than tSequencer specifically so ABORT is always received and acted on during a long run — see Section 3.3 and the ABORT note in Section 3.6.</w:t>
+        <w:t>tComms is given a higher priority than tSequencer specifically so ABORT is always received and acted on during a long run. See Section 3.3 and the ABORT note in Section 3.6.</w:t>
       </w:r>
     </w:p>
     <w:p>
       <w:pPr>
         <w:pStyle w:val="Heading1"/>
       </w:pPr>
-      <w:bookmarkStart w:id="28" w:name="_Toc238739577"/>
+      <w:bookmarkStart w:id="53" w:name="_Toc238739577"/>
+      <w:bookmarkStart w:id="54" w:name="_Toc240070193"/>
       <w:r>
-        <w:t>7. Known Limitations</w:t>
+        <w:t>Known Limitations</w:t>
       </w:r>
-      <w:bookmarkEnd w:id="28"/>
+      <w:bookmarkEnd w:id="53"/>
+      <w:bookmarkEnd w:id="54"/>
     </w:p>
     <w:p>
       <w:r>
@@ -8929,12 +8868,19 @@
     <w:p>
       <w:pPr>
         <w:pStyle w:val="Heading1"/>
+        <w:numPr>
+          <w:ilvl w:val="0"/>
+          <w:numId w:val="0"/>
+        </w:numPr>
       </w:pPr>
-      <w:bookmarkStart w:id="29" w:name="_Toc238739578"/>
+      <w:bookmarkStart w:id="55" w:name="_Toc238739578"/>
+      <w:bookmarkStart w:id="56" w:name="_Toc240070194"/>
       <w:r>
+        <w:lastRenderedPageBreak/>
         <w:t>Appendix A: System Reference</w:t>
       </w:r>
-      <w:bookmarkEnd w:id="29"/>
+      <w:bookmarkEnd w:id="55"/>
+      <w:bookmarkEnd w:id="56"/>
     </w:p>
     <w:p>
       <w:r>
@@ -9648,12 +9594,18 @@
     <w:p>
       <w:pPr>
         <w:pStyle w:val="Heading1"/>
+        <w:numPr>
+          <w:ilvl w:val="0"/>
+          <w:numId w:val="0"/>
+        </w:numPr>
       </w:pPr>
-      <w:bookmarkStart w:id="30" w:name="_Toc238739579"/>
+      <w:bookmarkStart w:id="57" w:name="_Toc238739579"/>
+      <w:bookmarkStart w:id="58" w:name="_Toc240070195"/>
       <w:r>
         <w:t>Appendix B: Glossary</w:t>
       </w:r>
-      <w:bookmarkEnd w:id="30"/>
+      <w:bookmarkEnd w:id="57"/>
+      <w:bookmarkEnd w:id="58"/>
     </w:p>
     <w:tbl>
       <w:tblPr>
@@ -9887,7 +9839,7 @@
     <w:sectPr>
       <w:footerReference w:type="default" r:id="rId9"/>
       <w:pgSz w:w="12240" w:h="15840"/>
-      <w:pgMar w:top="1134" w:right="1247" w:bottom="1134" w:left="1247" w:header="720" w:footer="720" w:gutter="0"/>
+      <w:pgMar w:top="1440" w:right="1080" w:bottom="1440" w:left="1080" w:header="720" w:footer="720" w:gutter="0"/>
       <w:cols w:space="720"/>
       <w:docGrid w:linePitch="360"/>
     </w:sectPr>
@@ -9896,7 +9848,7 @@
 </file>
 
 <file path=word/endnotes.xml><?xml version="1.0" encoding="utf-8"?>
-<w:endnotes xmlns:wpc="http://schemas.microsoft.com/office/word/2010/wordprocessingCanvas" xmlns:cx="http://schemas.microsoft.com/office/drawing/2014/chartex" xmlns:cx1="http://schemas.microsoft.com/office/drawing/2015/9/8/chartex" xmlns:cx2="http://schemas.microsoft.com/office/drawing/2015/10/21/chartex" xmlns:cx3="http://schemas.microsoft.com/office/drawing/2016/5/9/chartex" xmlns:cx4="http://schemas.microsoft.com/office/drawing/2016/5/10/chartex" xmlns:cx5="http://schemas.microsoft.com/office/drawing/2016/5/11/chartex" xmlns:cx6="http://schemas.microsoft.com/office/drawing/2016/5/12/chartex" xmlns:cx7="http://schemas.microsoft.com/office/drawing/2016/5/13/chartex" xmlns:cx8="http://schemas.microsoft.com/office/drawing/2016/5/14/chartex" xmlns:mc="http://schemas.openxmlformats.org/markup-compatibility/2006" xmlns:aink="http://schemas.microsoft.com/office/drawing/2016/ink" xmlns:am3d="http://schemas.microsoft.com/office/drawing/2017/model3d" xmlns:o="urn:schemas-microsoft-com:office:office" xmlns:oel="http://schemas.microsoft.com/office/2019/extlst" xmlns:r="http://schemas.openxmlformats.org/officeDocument/2006/relationships" xmlns:m="http://schemas.openxmlformats.org/officeDocument/2006/math" xmlns:v="urn:schemas-microsoft-com:vml" xmlns:wp14="http://schemas.microsoft.com/office/word/2010/wordprocessingDrawing" xmlns:wp="http://schemas.openxmlformats.org/drawingml/2006/wordprocessingDrawing" xmlns:w10="urn:schemas-microsoft-com:office:word" xmlns:w="http://schemas.openxmlformats.org/wordprocessingml/2006/main" xmlns:w14="http://schemas.microsoft.com/office/word/2010/wordml" xmlns:w15="http://schemas.microsoft.com/office/word/2012/wordml" xmlns:w16cei="http://schemas.microsoft.com/office/word/2026/wordml/cei" xmlns:w16cex="http://schemas.microsoft.com/office/word/2018/wordml/cex" xmlns:w16cid="http://schemas.microsoft.com/office/word/2016/wordml/cid" xmlns:w16="http://schemas.microsoft.com/office/word/2018/wordml" xmlns:w16du="http://schemas.microsoft.com/office/word/2023/wordml/word16du" xmlns:w16sdtdh="http://schemas.microsoft.com/office/word/2020/wordml/sdtdatahash" xmlns:w16sdtfl="http://schemas.microsoft.com/office/word/2024/wordml/sdtformatlock" xmlns:w16se="http://schemas.microsoft.com/office/word/2015/wordml/symex" xmlns:wpg="http://schemas.microsoft.com/office/word/2010/wordprocessingGroup" xmlns:wpi="http://schemas.microsoft.com/office/word/2010/wordprocessingInk" xmlns:wne="http://schemas.microsoft.com/office/word/2006/wordml" xmlns:wps="http://schemas.microsoft.com/office/word/2010/wordprocessingShape" mc:Ignorable="w14 w15 w16se w16cid w16 w16cex w16sdtdh w16sdtfl w16du wp14">
+<w:endnotes xmlns:wpc="http://schemas.microsoft.com/office/word/2010/wordprocessingCanvas" xmlns:cx="http://schemas.microsoft.com/office/drawing/2014/chartex" xmlns:cx1="http://schemas.microsoft.com/office/drawing/2015/9/8/chartex" xmlns:cx2="http://schemas.microsoft.com/office/drawing/2015/10/21/chartex" xmlns:cx3="http://schemas.microsoft.com/office/drawing/2016/5/9/chartex" xmlns:cx4="http://schemas.microsoft.com/office/drawing/2016/5/10/chartex" xmlns:cx5="http://schemas.microsoft.com/office/drawing/2016/5/11/chartex" xmlns:cx6="http://schemas.microsoft.com/office/drawing/2016/5/12/chartex" xmlns:cx7="http://schemas.microsoft.com/office/drawing/2016/5/13/chartex" xmlns:cx8="http://schemas.microsoft.com/office/drawing/2016/5/14/chartex" xmlns:mc="http://schemas.openxmlformats.org/markup-compatibility/2006" xmlns:aink="http://schemas.microsoft.com/office/drawing/2016/ink" xmlns:am3d="http://schemas.microsoft.com/office/drawing/2017/model3d" xmlns:o="urn:schemas-microsoft-com:office:office" xmlns:oel="http://schemas.microsoft.com/office/2019/extlst" xmlns:r="http://schemas.openxmlformats.org/officeDocument/2006/relationships" xmlns:m="http://schemas.openxmlformats.org/officeDocument/2006/math" xmlns:v="urn:schemas-microsoft-com:vml" xmlns:wp14="http://schemas.microsoft.com/office/word/2010/wordprocessingDrawing" xmlns:wp="http://schemas.openxmlformats.org/drawingml/2006/wordprocessingDrawing" xmlns:w10="urn:schemas-microsoft-com:office:word" xmlns:w="http://schemas.openxmlformats.org/wordprocessingml/2006/main" xmlns:w14="http://schemas.microsoft.com/office/word/2010/wordml" xmlns:w15="http://schemas.microsoft.com/office/word/2012/wordml" xmlns:w16cex="http://schemas.microsoft.com/office/word/2018/wordml/cex" xmlns:w16cid="http://schemas.microsoft.com/office/word/2016/wordml/cid" xmlns:w16="http://schemas.microsoft.com/office/word/2018/wordml" xmlns:w16du="http://schemas.microsoft.com/office/word/2023/wordml/word16du" xmlns:w16sdtdh="http://schemas.microsoft.com/office/word/2020/wordml/sdtdatahash" xmlns:w16sdtfl="http://schemas.microsoft.com/office/word/2024/wordml/sdtformatlock" xmlns:w16se="http://schemas.microsoft.com/office/word/2015/wordml/symex" xmlns:wpg="http://schemas.microsoft.com/office/word/2010/wordprocessingGroup" xmlns:wpi="http://schemas.microsoft.com/office/word/2010/wordprocessingInk" xmlns:wne="http://schemas.microsoft.com/office/word/2006/wordml" xmlns:wps="http://schemas.microsoft.com/office/word/2010/wordprocessingShape" mc:Ignorable="w14 w15 w16se w16cid w16 w16cex w16sdtdh w16sdtfl w16du wp14">
   <w:endnote w:type="separator" w:id="-1">
     <w:p>
       <w:pPr>
@@ -9921,28 +9873,72 @@
 </file>
 
 <file path=word/footer1.xml><?xml version="1.0" encoding="utf-8"?>
-<w:ftr xmlns:wpc="http://schemas.microsoft.com/office/word/2010/wordprocessingCanvas" xmlns:cx="http://schemas.microsoft.com/office/drawing/2014/chartex" xmlns:cx1="http://schemas.microsoft.com/office/drawing/2015/9/8/chartex" xmlns:cx2="http://schemas.microsoft.com/office/drawing/2015/10/21/chartex" xmlns:cx3="http://schemas.microsoft.com/office/drawing/2016/5/9/chartex" xmlns:cx4="http://schemas.microsoft.com/office/drawing/2016/5/10/chartex" xmlns:cx5="http://schemas.microsoft.com/office/drawing/2016/5/11/chartex" xmlns:cx6="http://schemas.microsoft.com/office/drawing/2016/5/12/chartex" xmlns:cx7="http://schemas.microsoft.com/office/drawing/2016/5/13/chartex" xmlns:cx8="http://schemas.microsoft.com/office/drawing/2016/5/14/chartex" xmlns:mc="http://schemas.openxmlformats.org/markup-compatibility/2006" xmlns:aink="http://schemas.microsoft.com/office/drawing/2016/ink" xmlns:am3d="http://schemas.microsoft.com/office/drawing/2017/model3d" xmlns:o="urn:schemas-microsoft-com:office:office" xmlns:oel="http://schemas.microsoft.com/office/2019/extlst" xmlns:r="http://schemas.openxmlformats.org/officeDocument/2006/relationships" xmlns:m="http://schemas.openxmlformats.org/officeDocument/2006/math" xmlns:v="urn:schemas-microsoft-com:vml" xmlns:wp14="http://schemas.microsoft.com/office/word/2010/wordprocessingDrawing" xmlns:wp="http://schemas.openxmlformats.org/drawingml/2006/wordprocessingDrawing" xmlns:w10="urn:schemas-microsoft-com:office:word" xmlns:w="http://schemas.openxmlformats.org/wordprocessingml/2006/main" xmlns:w14="http://schemas.microsoft.com/office/word/2010/wordml" xmlns:w15="http://schemas.microsoft.com/office/word/2012/wordml" xmlns:w16cei="http://schemas.microsoft.com/office/word/2026/wordml/cei" xmlns:w16cex="http://schemas.microsoft.com/office/word/2018/wordml/cex" xmlns:w16cid="http://schemas.microsoft.com/office/word/2016/wordml/cid" xmlns:w16="http://schemas.microsoft.com/office/word/2018/wordml" xmlns:w16du="http://schemas.microsoft.com/office/word/2023/wordml/word16du" xmlns:w16sdtdh="http://schemas.microsoft.com/office/word/2020/wordml/sdtdatahash" xmlns:w16sdtfl="http://schemas.microsoft.com/office/word/2024/wordml/sdtformatlock" xmlns:w16se="http://schemas.microsoft.com/office/word/2015/wordml/symex" xmlns:wpg="http://schemas.microsoft.com/office/word/2010/wordprocessingGroup" xmlns:wpi="http://schemas.microsoft.com/office/word/2010/wordprocessingInk" xmlns:wne="http://schemas.microsoft.com/office/word/2006/wordml" xmlns:wps="http://schemas.microsoft.com/office/word/2010/wordprocessingShape" mc:Ignorable="w14 w15 w16se w16cid w16 w16cex w16sdtdh w16sdtfl w16du wp14">
+<w:ftr xmlns:wpc="http://schemas.microsoft.com/office/word/2010/wordprocessingCanvas" xmlns:cx="http://schemas.microsoft.com/office/drawing/2014/chartex" xmlns:cx1="http://schemas.microsoft.com/office/drawing/2015/9/8/chartex" xmlns:cx2="http://schemas.microsoft.com/office/drawing/2015/10/21/chartex" xmlns:cx3="http://schemas.microsoft.com/office/drawing/2016/5/9/chartex" xmlns:cx4="http://schemas.microsoft.com/office/drawing/2016/5/10/chartex" xmlns:cx5="http://schemas.microsoft.com/office/drawing/2016/5/11/chartex" xmlns:cx6="http://schemas.microsoft.com/office/drawing/2016/5/12/chartex" xmlns:cx7="http://schemas.microsoft.com/office/drawing/2016/5/13/chartex" xmlns:cx8="http://schemas.microsoft.com/office/drawing/2016/5/14/chartex" xmlns:mc="http://schemas.openxmlformats.org/markup-compatibility/2006" xmlns:aink="http://schemas.microsoft.com/office/drawing/2016/ink" xmlns:am3d="http://schemas.microsoft.com/office/drawing/2017/model3d" xmlns:o="urn:schemas-microsoft-com:office:office" xmlns:oel="http://schemas.microsoft.com/office/2019/extlst" xmlns:r="http://schemas.openxmlformats.org/officeDocument/2006/relationships" xmlns:m="http://schemas.openxmlformats.org/officeDocument/2006/math" xmlns:v="urn:schemas-microsoft-com:vml" xmlns:wp14="http://schemas.microsoft.com/office/word/2010/wordprocessingDrawing" xmlns:wp="http://schemas.openxmlformats.org/drawingml/2006/wordprocessingDrawing" xmlns:w10="urn:schemas-microsoft-com:office:word" xmlns:w="http://schemas.openxmlformats.org/wordprocessingml/2006/main" xmlns:w14="http://schemas.microsoft.com/office/word/2010/wordml" xmlns:w15="http://schemas.microsoft.com/office/word/2012/wordml" xmlns:w16cex="http://schemas.microsoft.com/office/word/2018/wordml/cex" xmlns:w16cid="http://schemas.microsoft.com/office/word/2016/wordml/cid" xmlns:w16="http://schemas.microsoft.com/office/word/2018/wordml" xmlns:w16du="http://schemas.microsoft.com/office/word/2023/wordml/word16du" xmlns:w16sdtdh="http://schemas.microsoft.com/office/word/2020/wordml/sdtdatahash" xmlns:w16sdtfl="http://schemas.microsoft.com/office/word/2024/wordml/sdtformatlock" xmlns:w16se="http://schemas.microsoft.com/office/word/2015/wordml/symex" xmlns:wpg="http://schemas.microsoft.com/office/word/2010/wordprocessingGroup" xmlns:wpi="http://schemas.microsoft.com/office/word/2010/wordprocessingInk" xmlns:wne="http://schemas.microsoft.com/office/word/2006/wordml" xmlns:wps="http://schemas.microsoft.com/office/word/2010/wordprocessingShape" mc:Ignorable="w14 w15 w16se w16cid w16 w16cex w16sdtdh w16sdtfl w16du wp14">
   <w:p>
     <w:pPr>
       <w:pStyle w:val="Footer"/>
+      <w:tabs>
+        <w:tab w:val="center" w:pos="5040"/>
+        <w:tab w:val="right" w:pos="10080"/>
+      </w:tabs>
       <w:jc w:val="center"/>
     </w:pPr>
     <w:r>
       <w:rPr>
-        <w:sz w:val="16"/>
-      </w:rPr>
-      <w:t xml:space="preserve">Azista BST Aerospace Private Limited — Confidential — Prepared for Infinity Integration Pvt. Ltd.    |    Page </w:t>
+        <w:color w:val="4F81BD"/>
+        <w:sz w:val="20"/>
+      </w:rPr>
+      <w:t>DOC ID: HT_MK1_SDD</w:t>
     </w:r>
     <w:r>
+      <w:rPr>
+        <w:color w:val="4F81BD"/>
+        <w:sz w:val="20"/>
+      </w:rPr>
+      <w:tab/>
+    </w:r>
+    <w:r>
+      <w:rPr>
+        <w:b/>
+        <w:color w:val="4F81BD"/>
+        <w:sz w:val="20"/>
+        <w:u w:val="single"/>
+      </w:rPr>
+      <w:t>CONFIDENTIAL</w:t>
+    </w:r>
+    <w:r>
+      <w:rPr>
+        <w:color w:val="4F81BD"/>
+        <w:sz w:val="20"/>
+      </w:rPr>
+      <w:tab/>
+      <w:t xml:space="preserve">Page </w:t>
+    </w:r>
+    <w:r>
+      <w:rPr>
+        <w:b/>
+        <w:color w:val="4F81BD"/>
+        <w:sz w:val="20"/>
+      </w:rPr>
       <w:fldChar w:fldCharType="begin"/>
     </w:r>
     <w:r>
-      <w:instrText>PAGE</w:instrText>
+      <w:rPr>
+        <w:b/>
+        <w:color w:val="4F81BD"/>
+        <w:sz w:val="20"/>
+      </w:rPr>
+      <w:instrText xml:space="preserve"> PAGE </w:instrText>
     </w:r>
     <w:r>
       <w:fldChar w:fldCharType="separate"/>
     </w:r>
     <w:r>
+      <w:rPr>
+        <w:b/>
+        <w:color w:val="4F81BD"/>
+        <w:sz w:val="20"/>
+      </w:rPr>
       <w:t>1</w:t>
     </w:r>
     <w:r>
@@ -9950,20 +9946,36 @@
     </w:r>
     <w:r>
       <w:rPr>
-        <w:sz w:val="16"/>
+        <w:color w:val="4F81BD"/>
+        <w:sz w:val="20"/>
       </w:rPr>
       <w:t xml:space="preserve"> of </w:t>
     </w:r>
     <w:r>
+      <w:rPr>
+        <w:b/>
+        <w:color w:val="4F81BD"/>
+        <w:sz w:val="20"/>
+      </w:rPr>
       <w:fldChar w:fldCharType="begin"/>
     </w:r>
     <w:r>
-      <w:instrText>NUMPAGES</w:instrText>
+      <w:rPr>
+        <w:b/>
+        <w:color w:val="4F81BD"/>
+        <w:sz w:val="20"/>
+      </w:rPr>
+      <w:instrText xml:space="preserve"> NUMPAGES </w:instrText>
     </w:r>
     <w:r>
       <w:fldChar w:fldCharType="separate"/>
     </w:r>
     <w:r>
+      <w:rPr>
+        <w:b/>
+        <w:color w:val="4F81BD"/>
+        <w:sz w:val="20"/>
+      </w:rPr>
       <w:t>1</w:t>
     </w:r>
     <w:r>
@@ -9974,7 +9986,7 @@
 </file>
 
 <file path=word/footnotes.xml><?xml version="1.0" encoding="utf-8"?>
-<w:footnotes xmlns:wpc="http://schemas.microsoft.com/office/word/2010/wordprocessingCanvas" xmlns:cx="http://schemas.microsoft.com/office/drawing/2014/chartex" xmlns:cx1="http://schemas.microsoft.com/office/drawing/2015/9/8/chartex" xmlns:cx2="http://schemas.microsoft.com/office/drawing/2015/10/21/chartex" xmlns:cx3="http://schemas.microsoft.com/office/drawing/2016/5/9/chartex" xmlns:cx4="http://schemas.microsoft.com/office/drawing/2016/5/10/chartex" xmlns:cx5="http://schemas.microsoft.com/office/drawing/2016/5/11/chartex" xmlns:cx6="http://schemas.microsoft.com/office/drawing/2016/5/12/chartex" xmlns:cx7="http://schemas.microsoft.com/office/drawing/2016/5/13/chartex" xmlns:cx8="http://schemas.microsoft.com/office/drawing/2016/5/14/chartex" xmlns:mc="http://schemas.openxmlformats.org/markup-compatibility/2006" xmlns:aink="http://schemas.microsoft.com/office/drawing/2016/ink" xmlns:am3d="http://schemas.microsoft.com/office/drawing/2017/model3d" xmlns:o="urn:schemas-microsoft-com:office:office" xmlns:oel="http://schemas.microsoft.com/office/2019/extlst" xmlns:r="http://schemas.openxmlformats.org/officeDocument/2006/relationships" xmlns:m="http://schemas.openxmlformats.org/officeDocument/2006/math" xmlns:v="urn:schemas-microsoft-com:vml" xmlns:wp14="http://schemas.microsoft.com/office/word/2010/wordprocessingDrawing" xmlns:wp="http://schemas.openxmlformats.org/drawingml/2006/wordprocessingDrawing" xmlns:w10="urn:schemas-microsoft-com:office:word" xmlns:w="http://schemas.openxmlformats.org/wordprocessingml/2006/main" xmlns:w14="http://schemas.microsoft.com/office/word/2010/wordml" xmlns:w15="http://schemas.microsoft.com/office/word/2012/wordml" xmlns:w16cei="http://schemas.microsoft.com/office/word/2026/wordml/cei" xmlns:w16cex="http://schemas.microsoft.com/office/word/2018/wordml/cex" xmlns:w16cid="http://schemas.microsoft.com/office/word/2016/wordml/cid" xmlns:w16="http://schemas.microsoft.com/office/word/2018/wordml" xmlns:w16du="http://schemas.microsoft.com/office/word/2023/wordml/word16du" xmlns:w16sdtdh="http://schemas.microsoft.com/office/word/2020/wordml/sdtdatahash" xmlns:w16sdtfl="http://schemas.microsoft.com/office/word/2024/wordml/sdtformatlock" xmlns:w16se="http://schemas.microsoft.com/office/word/2015/wordml/symex" xmlns:wpg="http://schemas.microsoft.com/office/word/2010/wordprocessingGroup" xmlns:wpi="http://schemas.microsoft.com/office/word/2010/wordprocessingInk" xmlns:wne="http://schemas.microsoft.com/office/word/2006/wordml" xmlns:wps="http://schemas.microsoft.com/office/word/2010/wordprocessingShape" mc:Ignorable="w14 w15 w16se w16cid w16 w16cex w16sdtdh w16sdtfl w16du wp14">
+<w:footnotes xmlns:wpc="http://schemas.microsoft.com/office/word/2010/wordprocessingCanvas" xmlns:cx="http://schemas.microsoft.com/office/drawing/2014/chartex" xmlns:cx1="http://schemas.microsoft.com/office/drawing/2015/9/8/chartex" xmlns:cx2="http://schemas.microsoft.com/office/drawing/2015/10/21/chartex" xmlns:cx3="http://schemas.microsoft.com/office/drawing/2016/5/9/chartex" xmlns:cx4="http://schemas.microsoft.com/office/drawing/2016/5/10/chartex" xmlns:cx5="http://schemas.microsoft.com/office/drawing/2016/5/11/chartex" xmlns:cx6="http://schemas.microsoft.com/office/drawing/2016/5/12/chartex" xmlns:cx7="http://schemas.microsoft.com/office/drawing/2016/5/13/chartex" xmlns:cx8="http://schemas.microsoft.com/office/drawing/2016/5/14/chartex" xmlns:mc="http://schemas.openxmlformats.org/markup-compatibility/2006" xmlns:aink="http://schemas.microsoft.com/office/drawing/2016/ink" xmlns:am3d="http://schemas.microsoft.com/office/drawing/2017/model3d" xmlns:o="urn:schemas-microsoft-com:office:office" xmlns:oel="http://schemas.microsoft.com/office/2019/extlst" xmlns:r="http://schemas.openxmlformats.org/officeDocument/2006/relationships" xmlns:m="http://schemas.openxmlformats.org/officeDocument/2006/math" xmlns:v="urn:schemas-microsoft-com:vml" xmlns:wp14="http://schemas.microsoft.com/office/word/2010/wordprocessingDrawing" xmlns:wp="http://schemas.openxmlformats.org/drawingml/2006/wordprocessingDrawing" xmlns:w10="urn:schemas-microsoft-com:office:word" xmlns:w="http://schemas.openxmlformats.org/wordprocessingml/2006/main" xmlns:w14="http://schemas.microsoft.com/office/word/2010/wordml" xmlns:w15="http://schemas.microsoft.com/office/word/2012/wordml" xmlns:w16cex="http://schemas.microsoft.com/office/word/2018/wordml/cex" xmlns:w16cid="http://schemas.microsoft.com/office/word/2016/wordml/cid" xmlns:w16="http://schemas.microsoft.com/office/word/2018/wordml" xmlns:w16du="http://schemas.microsoft.com/office/word/2023/wordml/word16du" xmlns:w16sdtdh="http://schemas.microsoft.com/office/word/2020/wordml/sdtdatahash" xmlns:w16sdtfl="http://schemas.microsoft.com/office/word/2024/wordml/sdtformatlock" xmlns:w16se="http://schemas.microsoft.com/office/word/2015/wordml/symex" xmlns:wpg="http://schemas.microsoft.com/office/word/2010/wordprocessingGroup" xmlns:wpi="http://schemas.microsoft.com/office/word/2010/wordprocessingInk" xmlns:wne="http://schemas.microsoft.com/office/word/2006/wordml" xmlns:wps="http://schemas.microsoft.com/office/word/2010/wordprocessingShape" mc:Ignorable="w14 w15 w16se w16cid w16 w16cex w16sdtdh w16sdtfl w16du wp14">
   <w:footnote w:type="separator" w:id="-1">
     <w:p>
       <w:pPr>
@@ -9999,7 +10011,7 @@
 </file>
 
 <file path=word/numbering.xml><?xml version="1.0" encoding="utf-8"?>
-<w:numbering xmlns:wpc="http://schemas.microsoft.com/office/word/2010/wordprocessingCanvas" xmlns:cx="http://schemas.microsoft.com/office/drawing/2014/chartex" xmlns:cx1="http://schemas.microsoft.com/office/drawing/2015/9/8/chartex" xmlns:cx2="http://schemas.microsoft.com/office/drawing/2015/10/21/chartex" xmlns:cx3="http://schemas.microsoft.com/office/drawing/2016/5/9/chartex" xmlns:cx4="http://schemas.microsoft.com/office/drawing/2016/5/10/chartex" xmlns:cx5="http://schemas.microsoft.com/office/drawing/2016/5/11/chartex" xmlns:cx6="http://schemas.microsoft.com/office/drawing/2016/5/12/chartex" xmlns:cx7="http://schemas.microsoft.com/office/drawing/2016/5/13/chartex" xmlns:cx8="http://schemas.microsoft.com/office/drawing/2016/5/14/chartex" xmlns:mc="http://schemas.openxmlformats.org/markup-compatibility/2006" xmlns:aink="http://schemas.microsoft.com/office/drawing/2016/ink" xmlns:am3d="http://schemas.microsoft.com/office/drawing/2017/model3d" xmlns:o="urn:schemas-microsoft-com:office:office" xmlns:oel="http://schemas.microsoft.com/office/2019/extlst" xmlns:r="http://schemas.openxmlformats.org/officeDocument/2006/relationships" xmlns:m="http://schemas.openxmlformats.org/officeDocument/2006/math" xmlns:v="urn:schemas-microsoft-com:vml" xmlns:wp14="http://schemas.microsoft.com/office/word/2010/wordprocessingDrawing" xmlns:wp="http://schemas.openxmlformats.org/drawingml/2006/wordprocessingDrawing" xmlns:w10="urn:schemas-microsoft-com:office:word" xmlns:w="http://schemas.openxmlformats.org/wordprocessingml/2006/main" xmlns:w14="http://schemas.microsoft.com/office/word/2010/wordml" xmlns:w15="http://schemas.microsoft.com/office/word/2012/wordml" xmlns:w16cei="http://schemas.microsoft.com/office/word/2026/wordml/cei" xmlns:w16cex="http://schemas.microsoft.com/office/word/2018/wordml/cex" xmlns:w16cid="http://schemas.microsoft.com/office/word/2016/wordml/cid" xmlns:w16="http://schemas.microsoft.com/office/word/2018/wordml" xmlns:w16du="http://schemas.microsoft.com/office/word/2023/wordml/word16du" xmlns:w16sdtdh="http://schemas.microsoft.com/office/word/2020/wordml/sdtdatahash" xmlns:w16sdtfl="http://schemas.microsoft.com/office/word/2024/wordml/sdtformatlock" xmlns:w16se="http://schemas.microsoft.com/office/word/2015/wordml/symex" xmlns:wpg="http://schemas.microsoft.com/office/word/2010/wordprocessingGroup" xmlns:wpi="http://schemas.microsoft.com/office/word/2010/wordprocessingInk" xmlns:wne="http://schemas.microsoft.com/office/word/2006/wordml" xmlns:wps="http://schemas.microsoft.com/office/word/2010/wordprocessingShape" mc:Ignorable="w14 w15 w16se w16cid w16 w16cex w16sdtdh w16sdtfl w16du wp14">
+<w:numbering xmlns:wpc="http://schemas.microsoft.com/office/word/2010/wordprocessingCanvas" xmlns:cx="http://schemas.microsoft.com/office/drawing/2014/chartex" xmlns:cx1="http://schemas.microsoft.com/office/drawing/2015/9/8/chartex" xmlns:cx2="http://schemas.microsoft.com/office/drawing/2015/10/21/chartex" xmlns:cx3="http://schemas.microsoft.com/office/drawing/2016/5/9/chartex" xmlns:cx4="http://schemas.microsoft.com/office/drawing/2016/5/10/chartex" xmlns:cx5="http://schemas.microsoft.com/office/drawing/2016/5/11/chartex" xmlns:cx6="http://schemas.microsoft.com/office/drawing/2016/5/12/chartex" xmlns:cx7="http://schemas.microsoft.com/office/drawing/2016/5/13/chartex" xmlns:cx8="http://schemas.microsoft.com/office/drawing/2016/5/14/chartex" xmlns:mc="http://schemas.openxmlformats.org/markup-compatibility/2006" xmlns:aink="http://schemas.microsoft.com/office/drawing/2016/ink" xmlns:am3d="http://schemas.microsoft.com/office/drawing/2017/model3d" xmlns:o="urn:schemas-microsoft-com:office:office" xmlns:oel="http://schemas.microsoft.com/office/2019/extlst" xmlns:r="http://schemas.openxmlformats.org/officeDocument/2006/relationships" xmlns:m="http://schemas.openxmlformats.org/officeDocument/2006/math" xmlns:v="urn:schemas-microsoft-com:vml" xmlns:wp14="http://schemas.microsoft.com/office/word/2010/wordprocessingDrawing" xmlns:wp="http://schemas.openxmlformats.org/drawingml/2006/wordprocessingDrawing" xmlns:w10="urn:schemas-microsoft-com:office:word" xmlns:w="http://schemas.openxmlformats.org/wordprocessingml/2006/main" xmlns:w14="http://schemas.microsoft.com/office/word/2010/wordml" xmlns:w15="http://schemas.microsoft.com/office/word/2012/wordml" xmlns:w16cex="http://schemas.microsoft.com/office/word/2018/wordml/cex" xmlns:w16cid="http://schemas.microsoft.com/office/word/2016/wordml/cid" xmlns:w16="http://schemas.microsoft.com/office/word/2018/wordml" xmlns:w16du="http://schemas.microsoft.com/office/word/2023/wordml/word16du" xmlns:w16sdtdh="http://schemas.microsoft.com/office/word/2020/wordml/sdtdatahash" xmlns:w16sdtfl="http://schemas.microsoft.com/office/word/2024/wordml/sdtformatlock" xmlns:w16se="http://schemas.microsoft.com/office/word/2015/wordml/symex" xmlns:wpg="http://schemas.microsoft.com/office/word/2010/wordprocessingGroup" xmlns:wpi="http://schemas.microsoft.com/office/word/2010/wordprocessingInk" xmlns:wne="http://schemas.microsoft.com/office/word/2006/wordml" xmlns:wps="http://schemas.microsoft.com/office/word/2010/wordprocessingShape" mc:Ignorable="w14 w15 w16se w16cid w16 w16cex w16sdtdh w16sdtfl w16du wp14">
   <w:abstractNum w:abstractNumId="0" w15:restartNumberingAfterBreak="0">
     <w:nsid w:val="FFFFFF7C"/>
     <w:multiLevelType w:val="singleLevel"/>
@@ -10171,6 +10183,104 @@
       </w:rPr>
     </w:lvl>
   </w:abstractNum>
+  <w:abstractNum w:abstractNumId="9" w15:restartNumberingAfterBreak="0">
+    <w:nsid w:val="0F027590"/>
+    <w:multiLevelType w:val="multilevel"/>
+    <w:tmpl w:val="C2DAE1F8"/>
+    <w:lvl w:ilvl="0">
+      <w:start w:val="1"/>
+      <w:numFmt w:val="decimal"/>
+      <w:pStyle w:val="Heading1"/>
+      <w:suff w:val="space"/>
+      <w:lvlText w:val="%1"/>
+      <w:lvlJc w:val="left"/>
+      <w:pPr>
+        <w:ind w:left="0" w:firstLine="0"/>
+      </w:pPr>
+    </w:lvl>
+    <w:lvl w:ilvl="1">
+      <w:start w:val="1"/>
+      <w:numFmt w:val="decimal"/>
+      <w:pStyle w:val="Heading2"/>
+      <w:suff w:val="space"/>
+      <w:lvlText w:val="%1.%2"/>
+      <w:lvlJc w:val="left"/>
+      <w:pPr>
+        <w:ind w:left="0" w:firstLine="0"/>
+      </w:pPr>
+    </w:lvl>
+    <w:lvl w:ilvl="2">
+      <w:start w:val="1"/>
+      <w:numFmt w:val="decimal"/>
+      <w:pStyle w:val="Heading3"/>
+      <w:suff w:val="space"/>
+      <w:lvlText w:val="%1.%2.%3"/>
+      <w:lvlJc w:val="left"/>
+      <w:pPr>
+        <w:ind w:left="0" w:firstLine="0"/>
+      </w:pPr>
+    </w:lvl>
+    <w:lvl w:ilvl="3">
+      <w:start w:val="1"/>
+      <w:numFmt w:val="decimal"/>
+      <w:suff w:val="space"/>
+      <w:lvlText w:val="%1.%2.%3.%4"/>
+      <w:lvlJc w:val="left"/>
+      <w:pPr>
+        <w:ind w:left="0" w:firstLine="0"/>
+      </w:pPr>
+    </w:lvl>
+    <w:lvl w:ilvl="4">
+      <w:start w:val="1"/>
+      <w:numFmt w:val="decimal"/>
+      <w:suff w:val="space"/>
+      <w:lvlText w:val="%1.%2.%3.%4.%5"/>
+      <w:lvlJc w:val="left"/>
+      <w:pPr>
+        <w:ind w:left="0" w:firstLine="0"/>
+      </w:pPr>
+    </w:lvl>
+    <w:lvl w:ilvl="5">
+      <w:start w:val="1"/>
+      <w:numFmt w:val="decimal"/>
+      <w:suff w:val="space"/>
+      <w:lvlText w:val="%1.%2.%3.%4.%5.%6"/>
+      <w:lvlJc w:val="left"/>
+      <w:pPr>
+        <w:ind w:left="0" w:firstLine="0"/>
+      </w:pPr>
+    </w:lvl>
+    <w:lvl w:ilvl="6">
+      <w:start w:val="1"/>
+      <w:numFmt w:val="decimal"/>
+      <w:suff w:val="space"/>
+      <w:lvlText w:val="%1.%2.%3.%4.%5.%6.%7"/>
+      <w:lvlJc w:val="left"/>
+      <w:pPr>
+        <w:ind w:left="0" w:firstLine="0"/>
+      </w:pPr>
+    </w:lvl>
+    <w:lvl w:ilvl="7">
+      <w:start w:val="1"/>
+      <w:numFmt w:val="decimal"/>
+      <w:suff w:val="space"/>
+      <w:lvlText w:val="%1.%2.%3.%4.%5.%6.%7.%8"/>
+      <w:lvlJc w:val="left"/>
+      <w:pPr>
+        <w:ind w:left="0" w:firstLine="0"/>
+      </w:pPr>
+    </w:lvl>
+    <w:lvl w:ilvl="8">
+      <w:start w:val="1"/>
+      <w:numFmt w:val="decimal"/>
+      <w:suff w:val="space"/>
+      <w:lvlText w:val="%1.%2.%3.%4.%5.%6.%7.%8.%9"/>
+      <w:lvlJc w:val="left"/>
+      <w:pPr>
+        <w:ind w:left="0" w:firstLine="0"/>
+      </w:pPr>
+    </w:lvl>
+  </w:abstractNum>
   <w:num w:numId="1" w16cid:durableId="811950419">
     <w:abstractNumId w:val="8"/>
   </w:num>
@@ -10197,6 +10307,9 @@
   </w:num>
   <w:num w:numId="9" w16cid:durableId="594630969">
     <w:abstractNumId w:val="0"/>
+  </w:num>
+  <w:num w:numId="10" w16cid:durableId="553539025">
+    <w:abstractNumId w:val="9"/>
   </w:num>
 </w:numbering>
 </file>
@@ -10606,6 +10719,9 @@
     <w:pPr>
       <w:keepNext/>
       <w:keepLines/>
+      <w:numPr>
+        <w:numId w:val="10"/>
+      </w:numPr>
       <w:spacing w:before="480" w:after="0"/>
       <w:outlineLvl w:val="0"/>
     </w:pPr>
@@ -10613,8 +10729,8 @@
       <w:rFonts w:asciiTheme="majorHAnsi" w:eastAsiaTheme="majorEastAsia" w:hAnsiTheme="majorHAnsi" w:cstheme="majorBidi"/>
       <w:b/>
       <w:bCs/>
-      <w:color w:val="1F3864"/>
-      <w:sz w:val="28"/>
+      <w:color w:val="1F4E79"/>
+      <w:sz w:val="36"/>
       <w:szCs w:val="28"/>
     </w:rPr>
   </w:style>
@@ -10630,6 +10746,10 @@
     <w:pPr>
       <w:keepNext/>
       <w:keepLines/>
+      <w:numPr>
+        <w:ilvl w:val="1"/>
+        <w:numId w:val="10"/>
+      </w:numPr>
       <w:spacing w:before="200" w:after="0"/>
       <w:outlineLvl w:val="1"/>
     </w:pPr>
@@ -10637,8 +10757,8 @@
       <w:rFonts w:asciiTheme="majorHAnsi" w:eastAsiaTheme="majorEastAsia" w:hAnsiTheme="majorHAnsi" w:cstheme="majorBidi"/>
       <w:b/>
       <w:bCs/>
-      <w:color w:val="1F3864"/>
-      <w:sz w:val="26"/>
+      <w:color w:val="1F4E79"/>
+      <w:sz w:val="28"/>
       <w:szCs w:val="26"/>
     </w:rPr>
   </w:style>
@@ -10654,6 +10774,10 @@
     <w:pPr>
       <w:keepNext/>
       <w:keepLines/>
+      <w:numPr>
+        <w:ilvl w:val="2"/>
+        <w:numId w:val="10"/>
+      </w:numPr>
       <w:spacing w:before="200" w:after="0"/>
       <w:outlineLvl w:val="2"/>
     </w:pPr>
@@ -10661,7 +10785,8 @@
       <w:rFonts w:asciiTheme="majorHAnsi" w:eastAsiaTheme="majorEastAsia" w:hAnsiTheme="majorHAnsi" w:cstheme="majorBidi"/>
       <w:b/>
       <w:bCs/>
-      <w:color w:val="1F3864"/>
+      <w:color w:val="1F4E79"/>
+      <w:sz w:val="24"/>
     </w:rPr>
   </w:style>
   <w:style w:type="paragraph" w:styleId="Heading4">
